--- a/러시아 인권변호사/2부/2부_8화_가족의_대가.docx
+++ b/러시아 인권변호사/2부/2부_8화_가족의_대가.docx
@@ -36,7 +36,7 @@
           <w:i w:val="0"/>
           <w:sz w:val="22"/>
         </w:rPr>
-        <w:t>니콜라이 표도로비치 오를로프(료샤의 아버지, 시브자보드 정비공 출신 연금생활자) / 안나 오를로바(료샤의 어머니) / 알렉세이 “료샤” 오를로프(«스베트» 대표) / 발레리 페트로비치 쿠즈민(이웃, 신규) / 올가 네스테로바(가택연금 중, 료샤가 변호인 자격으로 방문) / 스타니슬라프 호도렌코(니콜라이의 옛 직장 동료, 언급만)</w:t>
+        <w:t>니콜라이 표도로비치 오를로프(료샤의 아버지, 시브자보드 정비공 출신 연금생활자) / 안나 미하일로브나 오를로바(료샤의 어머니) / 알렉세이 “료샤” 오를로프(«스베트» 대표) / 발레리 페트로비치 쿠즈민(이웃, 신규) / 올가 네스테로바(가택연금 중, 료샤가 변호인 자격으로 방문) / 스타니슬라프 호도렌코(니콜라이의 옛 직장 동료, 언급만)</w:t>
       </w:r>
     </w:p>
     <w:p>
@@ -287,6 +287,131 @@
     </w:p>
     <w:p>
       <w:pPr>
+        <w:spacing w:before="0" w:after="110" w:line="300" w:lineRule="auto"/>
+      </w:pPr>
+      <w:r>
+        <w:rPr>
+          <w:rFonts w:ascii="Times New Roman" w:hAnsi="Times New Roman" w:eastAsia="Malgun Gothic"/>
+          <w:b/>
+          <w:i w:val="0"/>
+          <w:sz w:val="22"/>
+        </w:rPr>
+        <w:t xml:space="preserve">Анна: </w:t>
+      </w:r>
+      <w:r>
+        <w:rPr>
+          <w:rFonts w:ascii="Times New Roman" w:hAnsi="Times New Roman" w:eastAsia="Malgun Gothic"/>
+          <w:b w:val="0"/>
+          <w:i w:val="0"/>
+          <w:sz w:val="22"/>
+        </w:rPr>
+        <w:t>Только ты с ним помягче, Лёша. Он третий день молчит. Газету одну и ту же читает с утра до вечера.</w:t>
+      </w:r>
+    </w:p>
+    <w:p>
+      <w:pPr>
+        <w:spacing w:before="0" w:after="110" w:line="300" w:lineRule="auto"/>
+      </w:pPr>
+      <w:r>
+        <w:rPr>
+          <w:rFonts w:ascii="Times New Roman" w:hAnsi="Times New Roman" w:eastAsia="Malgun Gothic"/>
+          <w:b/>
+          <w:i w:val="0"/>
+          <w:sz w:val="22"/>
+        </w:rPr>
+        <w:t xml:space="preserve">Лёша: </w:t>
+      </w:r>
+      <w:r>
+        <w:rPr>
+          <w:rFonts w:ascii="Times New Roman" w:hAnsi="Times New Roman" w:eastAsia="Malgun Gothic"/>
+          <w:b w:val="0"/>
+          <w:i w:val="0"/>
+          <w:sz w:val="22"/>
+        </w:rPr>
+        <w:t>Помягче — это я умею. Это он не умеет.</w:t>
+      </w:r>
+    </w:p>
+    <w:p>
+      <w:pPr>
+        <w:spacing w:before="0" w:after="110" w:line="300" w:lineRule="auto"/>
+      </w:pPr>
+      <w:r>
+        <w:rPr>
+          <w:rFonts w:ascii="Times New Roman" w:hAnsi="Times New Roman" w:eastAsia="Malgun Gothic"/>
+          <w:b/>
+          <w:i w:val="0"/>
+          <w:sz w:val="22"/>
+        </w:rPr>
+        <w:t xml:space="preserve">Анна: </w:t>
+      </w:r>
+      <w:r>
+        <w:rPr>
+          <w:rFonts w:ascii="Times New Roman" w:hAnsi="Times New Roman" w:eastAsia="Malgun Gothic"/>
+          <w:b w:val="0"/>
+          <w:i/>
+          <w:color w:val="555555"/>
+          <w:sz w:val="22"/>
+        </w:rPr>
+        <w:t>(вздыхает)</w:t>
+      </w:r>
+      <w:r>
+        <w:rPr>
+          <w:rFonts w:ascii="Times New Roman" w:hAnsi="Times New Roman" w:eastAsia="Malgun Gothic"/>
+          <w:b w:val="0"/>
+          <w:i w:val="0"/>
+          <w:sz w:val="22"/>
+        </w:rPr>
+        <w:t xml:space="preserve"> Весь в него ты, вот что. Оба не умеете.</w:t>
+      </w:r>
+    </w:p>
+    <w:p>
+      <w:pPr>
+        <w:spacing w:before="0" w:after="110" w:line="300" w:lineRule="auto"/>
+      </w:pPr>
+      <w:r>
+        <w:rPr>
+          <w:rFonts w:ascii="Times New Roman" w:hAnsi="Times New Roman" w:eastAsia="Malgun Gothic"/>
+          <w:b/>
+          <w:i w:val="0"/>
+          <w:sz w:val="22"/>
+        </w:rPr>
+        <w:t xml:space="preserve">Лёша: </w:t>
+      </w:r>
+      <w:r>
+        <w:rPr>
+          <w:rFonts w:ascii="Times New Roman" w:hAnsi="Times New Roman" w:eastAsia="Malgun Gothic"/>
+          <w:b w:val="0"/>
+          <w:i w:val="0"/>
+          <w:sz w:val="22"/>
+        </w:rPr>
+        <w:t>Мам, а ты сама как?</w:t>
+      </w:r>
+    </w:p>
+    <w:p>
+      <w:pPr>
+        <w:spacing w:before="0" w:after="110" w:line="300" w:lineRule="auto"/>
+      </w:pPr>
+      <w:r>
+        <w:rPr>
+          <w:rFonts w:ascii="Times New Roman" w:hAnsi="Times New Roman" w:eastAsia="Malgun Gothic"/>
+          <w:b/>
+          <w:i w:val="0"/>
+          <w:sz w:val="22"/>
+        </w:rPr>
+        <w:t xml:space="preserve">Анна: </w:t>
+      </w:r>
+      <w:r>
+        <w:rPr>
+          <w:rFonts w:ascii="Times New Roman" w:hAnsi="Times New Roman" w:eastAsia="Malgun Gothic"/>
+          <w:b w:val="0"/>
+          <w:i w:val="0"/>
+          <w:sz w:val="22"/>
+        </w:rPr>
+        <w:t>Я? Держусь. Кто-то в этом доме должен держаться.</w:t>
+      </w:r>
+    </w:p>
+    <w:p>
+      <w:pPr>
         <w:keepNext/>
         <w:spacing w:before="320" w:after="140"/>
       </w:pPr>
@@ -312,7 +437,7 @@
           <w:i w:val="0"/>
           <w:sz w:val="22"/>
         </w:rPr>
-        <w:t xml:space="preserve">Николай: </w:t>
+        <w:t xml:space="preserve">Анна: </w:t>
       </w:r>
       <w:r>
         <w:rPr>
@@ -322,7 +447,7 @@
           <w:color w:val="555555"/>
           <w:sz w:val="22"/>
         </w:rPr>
-        <w:t>(не поднимая глаз от газеты)</w:t>
+        <w:t>(в прихожей, обнимает сына)</w:t>
       </w:r>
       <w:r>
         <w:rPr>
@@ -331,7 +456,7 @@
           <w:i w:val="0"/>
           <w:sz w:val="22"/>
         </w:rPr>
-        <w:t xml:space="preserve"> А, приехал. Мать, небось, позвонила, наплакалась в трубку.</w:t>
+        <w:t xml:space="preserve"> Похудел. Ты там хоть что-нибудь ешь, кроме бумаг?</w:t>
       </w:r>
     </w:p>
     <w:p>
@@ -354,7 +479,7 @@
           <w:i w:val="0"/>
           <w:sz w:val="22"/>
         </w:rPr>
-        <w:t>Пап, мне жаль, что так вышло с работой.</w:t>
+        <w:t>Ем, мам. Где он?</w:t>
       </w:r>
     </w:p>
     <w:p>
@@ -368,7 +493,7 @@
           <w:i w:val="0"/>
           <w:sz w:val="22"/>
         </w:rPr>
-        <w:t xml:space="preserve">Николай: </w:t>
+        <w:t xml:space="preserve">Анна: </w:t>
       </w:r>
       <w:r>
         <w:rPr>
@@ -377,7 +502,21 @@
           <w:i w:val="0"/>
           <w:sz w:val="22"/>
         </w:rPr>
-        <w:t xml:space="preserve">Жаль ему. </w:t>
+        <w:t>На кухне. С газетой. Иди. Только сразу не спорь.</w:t>
+      </w:r>
+    </w:p>
+    <w:p>
+      <w:pPr>
+        <w:spacing w:before="0" w:after="110" w:line="300" w:lineRule="auto"/>
+      </w:pPr>
+      <w:r>
+        <w:rPr>
+          <w:rFonts w:ascii="Times New Roman" w:hAnsi="Times New Roman" w:eastAsia="Malgun Gothic"/>
+          <w:b/>
+          <w:i w:val="0"/>
+          <w:sz w:val="22"/>
+        </w:rPr>
+        <w:t xml:space="preserve">Николай: </w:t>
       </w:r>
       <w:r>
         <w:rPr>
@@ -387,7 +526,7 @@
           <w:color w:val="555555"/>
           <w:sz w:val="22"/>
         </w:rPr>
-        <w:t>(откладывает газету)</w:t>
+        <w:t>(не поднимая глаз от газеты)</w:t>
       </w:r>
       <w:r>
         <w:rPr>
@@ -396,7 +535,7 @@
           <w:i w:val="0"/>
           <w:sz w:val="22"/>
         </w:rPr>
-        <w:t xml:space="preserve"> Тридцать восемь лет я на этом заводе. Механиком, потом, на пенсии, консультантом при складе. И вот — сокращение, видите ли.</w:t>
+        <w:t xml:space="preserve"> А, приехал. Мать, небось, позвонила, наплакалась в трубку.</w:t>
       </w:r>
     </w:p>
     <w:p>
@@ -419,7 +558,7 @@
           <w:i w:val="0"/>
           <w:sz w:val="22"/>
         </w:rPr>
-        <w:t>Это не сокращение. Это месть мне.</w:t>
+        <w:t>Пап, мне жаль, что так вышло с работой.</w:t>
       </w:r>
     </w:p>
     <w:p>
@@ -442,7 +581,26 @@
           <w:i w:val="0"/>
           <w:sz w:val="22"/>
         </w:rPr>
-        <w:t>А то я сам не понял, Алексей! Ходоренко всё сказал прямым текстом: «Николай Фёдорович, уж простите, но сверху велели с вашей семьёй дел не иметь».</w:t>
+        <w:t xml:space="preserve">Жаль ему. </w:t>
+      </w:r>
+      <w:r>
+        <w:rPr>
+          <w:rFonts w:ascii="Times New Roman" w:hAnsi="Times New Roman" w:eastAsia="Malgun Gothic"/>
+          <w:b w:val="0"/>
+          <w:i/>
+          <w:color w:val="555555"/>
+          <w:sz w:val="22"/>
+        </w:rPr>
+        <w:t>(откладывает газету)</w:t>
+      </w:r>
+      <w:r>
+        <w:rPr>
+          <w:rFonts w:ascii="Times New Roman" w:hAnsi="Times New Roman" w:eastAsia="Malgun Gothic"/>
+          <w:b w:val="0"/>
+          <w:i w:val="0"/>
+          <w:sz w:val="22"/>
+        </w:rPr>
+        <w:t xml:space="preserve"> Тридцать восемь лет я на этом заводе. Механиком, потом, на пенсии, консультантом при складе. И вот — сокращение, видите ли.</w:t>
       </w:r>
     </w:p>
     <w:p>
@@ -465,7 +623,7 @@
           <w:i w:val="0"/>
           <w:sz w:val="22"/>
         </w:rPr>
-        <w:t>Пап…</w:t>
+        <w:t>Это не сокращение. Это месть мне.</w:t>
       </w:r>
     </w:p>
     <w:p>
@@ -488,7 +646,99 @@
           <w:i w:val="0"/>
           <w:sz w:val="22"/>
         </w:rPr>
+        <w:t>А то я сам не понял, Алексей! Ходоренко всё сказал прямым текстом: «Николай Фёдорович, уж простите, но сверху велели с вашей семьёй дел не иметь».</w:t>
+      </w:r>
+    </w:p>
+    <w:p>
+      <w:pPr>
+        <w:spacing w:before="0" w:after="110" w:line="300" w:lineRule="auto"/>
+      </w:pPr>
+      <w:r>
+        <w:rPr>
+          <w:rFonts w:ascii="Times New Roman" w:hAnsi="Times New Roman" w:eastAsia="Malgun Gothic"/>
+          <w:b/>
+          <w:i w:val="0"/>
+          <w:sz w:val="22"/>
+        </w:rPr>
+        <w:t xml:space="preserve">Лёша: </w:t>
+      </w:r>
+      <w:r>
+        <w:rPr>
+          <w:rFonts w:ascii="Times New Roman" w:hAnsi="Times New Roman" w:eastAsia="Malgun Gothic"/>
+          <w:b w:val="0"/>
+          <w:i w:val="0"/>
+          <w:sz w:val="22"/>
+        </w:rPr>
+        <w:t>Пап…</w:t>
+      </w:r>
+    </w:p>
+    <w:p>
+      <w:pPr>
+        <w:spacing w:before="0" w:after="110" w:line="300" w:lineRule="auto"/>
+      </w:pPr>
+      <w:r>
+        <w:rPr>
+          <w:rFonts w:ascii="Times New Roman" w:hAnsi="Times New Roman" w:eastAsia="Malgun Gothic"/>
+          <w:b/>
+          <w:i w:val="0"/>
+          <w:sz w:val="22"/>
+        </w:rPr>
+        <w:t xml:space="preserve">Николай: </w:t>
+      </w:r>
+      <w:r>
+        <w:rPr>
+          <w:rFonts w:ascii="Times New Roman" w:hAnsi="Times New Roman" w:eastAsia="Malgun Gothic"/>
+          <w:b w:val="0"/>
+          <w:i w:val="0"/>
+          <w:sz w:val="22"/>
+        </w:rPr>
         <w:t>Не «пап» мне сейчас! Тридцать восемь лет честной работы — и меня выкидывают, потому что мой сын решил спасать весь мир!</w:t>
+      </w:r>
+    </w:p>
+    <w:p>
+      <w:pPr>
+        <w:spacing w:before="0" w:after="110" w:line="300" w:lineRule="auto"/>
+      </w:pPr>
+      <w:r>
+        <w:rPr>
+          <w:rFonts w:ascii="Times New Roman" w:hAnsi="Times New Roman" w:eastAsia="Malgun Gothic"/>
+          <w:b/>
+          <w:i w:val="0"/>
+          <w:sz w:val="22"/>
+        </w:rPr>
+        <w:t xml:space="preserve">Анна: </w:t>
+      </w:r>
+      <w:r>
+        <w:rPr>
+          <w:rFonts w:ascii="Times New Roman" w:hAnsi="Times New Roman" w:eastAsia="Malgun Gothic"/>
+          <w:b w:val="0"/>
+          <w:i w:val="0"/>
+          <w:sz w:val="22"/>
+        </w:rPr>
+        <w:t>Коля!</w:t>
+      </w:r>
+    </w:p>
+    <w:p>
+      <w:pPr>
+        <w:spacing w:before="0" w:after="110" w:line="300" w:lineRule="auto"/>
+      </w:pPr>
+      <w:r>
+        <w:rPr>
+          <w:rFonts w:ascii="Times New Roman" w:hAnsi="Times New Roman" w:eastAsia="Malgun Gothic"/>
+          <w:b/>
+          <w:i w:val="0"/>
+          <w:sz w:val="22"/>
+        </w:rPr>
+        <w:t xml:space="preserve">Николай: </w:t>
+      </w:r>
+      <w:r>
+        <w:rPr>
+          <w:rFonts w:ascii="Times New Roman" w:hAnsi="Times New Roman" w:eastAsia="Malgun Gothic"/>
+          <w:b w:val="0"/>
+          <w:i w:val="0"/>
+          <w:sz w:val="22"/>
+        </w:rPr>
+        <w:t>Что «Коля»? Пусть слушает! Он в Москве с генералами разговаривает, пусть и отца послушает!</w:t>
       </w:r>
     </w:p>
     <w:p>
@@ -665,6 +915,52 @@
           <w:i w:val="0"/>
           <w:sz w:val="22"/>
         </w:rPr>
+        <w:t>Я знаю, что легко. Поэтому и прошу тебя сейчас не отступать от тех слов. Мне это нужно больше, чем деньги.</w:t>
+      </w:r>
+    </w:p>
+    <w:p>
+      <w:pPr>
+        <w:spacing w:before="0" w:after="110" w:line="300" w:lineRule="auto"/>
+      </w:pPr>
+      <w:r>
+        <w:rPr>
+          <w:rFonts w:ascii="Times New Roman" w:hAnsi="Times New Roman" w:eastAsia="Malgun Gothic"/>
+          <w:b/>
+          <w:i w:val="0"/>
+          <w:sz w:val="22"/>
+        </w:rPr>
+        <w:t xml:space="preserve">Николай: </w:t>
+      </w:r>
+      <w:r>
+        <w:rPr>
+          <w:rFonts w:ascii="Times New Roman" w:hAnsi="Times New Roman" w:eastAsia="Malgun Gothic"/>
+          <w:b w:val="0"/>
+          <w:i w:val="0"/>
+          <w:sz w:val="22"/>
+        </w:rPr>
+        <w:t>Тебе нужно! А мне что нужно — никто не спрашивает!</w:t>
+      </w:r>
+    </w:p>
+    <w:p>
+      <w:pPr>
+        <w:spacing w:before="0" w:after="110" w:line="300" w:lineRule="auto"/>
+      </w:pPr>
+      <w:r>
+        <w:rPr>
+          <w:rFonts w:ascii="Times New Roman" w:hAnsi="Times New Roman" w:eastAsia="Malgun Gothic"/>
+          <w:b/>
+          <w:i w:val="0"/>
+          <w:sz w:val="22"/>
+        </w:rPr>
+        <w:t xml:space="preserve">Лёша: </w:t>
+      </w:r>
+      <w:r>
+        <w:rPr>
+          <w:rFonts w:ascii="Times New Roman" w:hAnsi="Times New Roman" w:eastAsia="Malgun Gothic"/>
+          <w:b w:val="0"/>
+          <w:i w:val="0"/>
+          <w:sz w:val="22"/>
+        </w:rPr>
         <w:t>Вот именно. Пока не коснулось.</w:t>
       </w:r>
     </w:p>
@@ -942,7 +1238,30 @@
           <w:i w:val="0"/>
           <w:sz w:val="22"/>
         </w:rPr>
-        <w:t xml:space="preserve">Анна: </w:t>
+        <w:t xml:space="preserve">Лёша: </w:t>
+      </w:r>
+      <w:r>
+        <w:rPr>
+          <w:rFonts w:ascii="Times New Roman" w:hAnsi="Times New Roman" w:eastAsia="Malgun Gothic"/>
+          <w:b w:val="0"/>
+          <w:i w:val="0"/>
+          <w:sz w:val="22"/>
+        </w:rPr>
+        <w:t>Квартплату я заплачу, пап. Не спорь. Хотя бы это позволь мне.</w:t>
+      </w:r>
+    </w:p>
+    <w:p>
+      <w:pPr>
+        <w:spacing w:before="0" w:after="110" w:line="300" w:lineRule="auto"/>
+      </w:pPr>
+      <w:r>
+        <w:rPr>
+          <w:rFonts w:ascii="Times New Roman" w:hAnsi="Times New Roman" w:eastAsia="Malgun Gothic"/>
+          <w:b/>
+          <w:i w:val="0"/>
+          <w:sz w:val="22"/>
+        </w:rPr>
+        <w:t xml:space="preserve">Николай: </w:t>
       </w:r>
       <w:r>
         <w:rPr>
@@ -952,7 +1271,7 @@
           <w:color w:val="555555"/>
           <w:sz w:val="22"/>
         </w:rPr>
-        <w:t>(грустно улыбается)</w:t>
+        <w:t>(устало)</w:t>
       </w:r>
       <w:r>
         <w:rPr>
@@ -961,7 +1280,119 @@
           <w:i w:val="0"/>
           <w:sz w:val="22"/>
         </w:rPr>
+        <w:t xml:space="preserve"> Позволю. Чего уж теперь.</w:t>
+      </w:r>
+    </w:p>
+    <w:p>
+      <w:pPr>
+        <w:spacing w:before="0" w:after="110" w:line="300" w:lineRule="auto"/>
+      </w:pPr>
+      <w:r>
+        <w:rPr>
+          <w:rFonts w:ascii="Times New Roman" w:hAnsi="Times New Roman" w:eastAsia="Malgun Gothic"/>
+          <w:b/>
+          <w:i w:val="0"/>
+          <w:sz w:val="22"/>
+        </w:rPr>
+        <w:t xml:space="preserve">Анна: </w:t>
+      </w:r>
+      <w:r>
+        <w:rPr>
+          <w:rFonts w:ascii="Times New Roman" w:hAnsi="Times New Roman" w:eastAsia="Malgun Gothic"/>
+          <w:b w:val="0"/>
+          <w:i/>
+          <w:color w:val="555555"/>
+          <w:sz w:val="22"/>
+        </w:rPr>
+        <w:t>(грустно улыбается)</w:t>
+      </w:r>
+      <w:r>
+        <w:rPr>
+          <w:rFonts w:ascii="Times New Roman" w:hAnsi="Times New Roman" w:eastAsia="Malgun Gothic"/>
+          <w:b w:val="0"/>
+          <w:i w:val="0"/>
+          <w:sz w:val="22"/>
+        </w:rPr>
         <w:t xml:space="preserve"> Толстой говорил: «Все счастливые семьи похожи друг на друга, каждая несчастливая семья несчастлива по-своему». Вот и мы теперь несчастливы по-своему, Коля. Только я не хочу, чтобы по-своему — это значило врозь.</w:t>
+      </w:r>
+    </w:p>
+    <w:p>
+      <w:pPr>
+        <w:spacing w:before="0" w:after="110" w:line="300" w:lineRule="auto"/>
+      </w:pPr>
+      <w:r>
+        <w:rPr>
+          <w:rFonts w:ascii="Times New Roman" w:hAnsi="Times New Roman" w:eastAsia="Malgun Gothic"/>
+          <w:b/>
+          <w:i w:val="0"/>
+          <w:sz w:val="22"/>
+        </w:rPr>
+        <w:t xml:space="preserve">Николай: </w:t>
+      </w:r>
+      <w:r>
+        <w:rPr>
+          <w:rFonts w:ascii="Times New Roman" w:hAnsi="Times New Roman" w:eastAsia="Malgun Gothic"/>
+          <w:b w:val="0"/>
+          <w:i/>
+          <w:color w:val="555555"/>
+          <w:sz w:val="22"/>
+        </w:rPr>
+        <w:t>(глухо)</w:t>
+      </w:r>
+      <w:r>
+        <w:rPr>
+          <w:rFonts w:ascii="Times New Roman" w:hAnsi="Times New Roman" w:eastAsia="Malgun Gothic"/>
+          <w:b w:val="0"/>
+          <w:i w:val="0"/>
+          <w:sz w:val="22"/>
+        </w:rPr>
+        <w:t xml:space="preserve"> Врозь никто и не собирается, Аня. Ты что.</w:t>
+      </w:r>
+    </w:p>
+    <w:p>
+      <w:pPr>
+        <w:spacing w:before="0" w:after="110" w:line="300" w:lineRule="auto"/>
+      </w:pPr>
+      <w:r>
+        <w:rPr>
+          <w:rFonts w:ascii="Times New Roman" w:hAnsi="Times New Roman" w:eastAsia="Malgun Gothic"/>
+          <w:b/>
+          <w:i w:val="0"/>
+          <w:sz w:val="22"/>
+        </w:rPr>
+        <w:t xml:space="preserve">Лёша: </w:t>
+      </w:r>
+      <w:r>
+        <w:rPr>
+          <w:rFonts w:ascii="Times New Roman" w:hAnsi="Times New Roman" w:eastAsia="Malgun Gothic"/>
+          <w:b w:val="0"/>
+          <w:i w:val="0"/>
+          <w:sz w:val="22"/>
+        </w:rPr>
+        <w:t>Мам, ты что, Толстого наизусть помнишь?</w:t>
+      </w:r>
+    </w:p>
+    <w:p>
+      <w:pPr>
+        <w:spacing w:before="0" w:after="110" w:line="300" w:lineRule="auto"/>
+      </w:pPr>
+      <w:r>
+        <w:rPr>
+          <w:rFonts w:ascii="Times New Roman" w:hAnsi="Times New Roman" w:eastAsia="Malgun Gothic"/>
+          <w:b/>
+          <w:i w:val="0"/>
+          <w:sz w:val="22"/>
+        </w:rPr>
+        <w:t xml:space="preserve">Анна: </w:t>
+      </w:r>
+      <w:r>
+        <w:rPr>
+          <w:rFonts w:ascii="Times New Roman" w:hAnsi="Times New Roman" w:eastAsia="Malgun Gothic"/>
+          <w:b w:val="0"/>
+          <w:i w:val="0"/>
+          <w:sz w:val="22"/>
+        </w:rPr>
+        <w:t>Первую строчку, Лёша, все помнят. Я не такая тёмная, как вы с отцом думаете.</w:t>
       </w:r>
     </w:p>
     <w:p>
@@ -1159,6 +1590,62 @@
           <w:color w:val="555555"/>
           <w:sz w:val="22"/>
         </w:rPr>
+        <w:t>(усмехается)</w:t>
+      </w:r>
+      <w:r>
+        <w:rPr>
+          <w:rFonts w:ascii="Times New Roman" w:hAnsi="Times New Roman" w:eastAsia="Malgun Gothic"/>
+          <w:b w:val="0"/>
+          <w:i w:val="0"/>
+          <w:sz w:val="22"/>
+        </w:rPr>
+        <w:t xml:space="preserve"> Одна семья… Ну-ну. Яблоко от яблони недалеко падает, Николай Фёдорович. Смотрите, как бы и вас не укатило вслед за ним.</w:t>
+      </w:r>
+    </w:p>
+    <w:p>
+      <w:pPr>
+        <w:spacing w:before="0" w:after="110" w:line="300" w:lineRule="auto"/>
+      </w:pPr>
+      <w:r>
+        <w:rPr>
+          <w:rFonts w:ascii="Times New Roman" w:hAnsi="Times New Roman" w:eastAsia="Malgun Gothic"/>
+          <w:b/>
+          <w:i w:val="0"/>
+          <w:sz w:val="22"/>
+        </w:rPr>
+        <w:t xml:space="preserve">Николай: </w:t>
+      </w:r>
+      <w:r>
+        <w:rPr>
+          <w:rFonts w:ascii="Times New Roman" w:hAnsi="Times New Roman" w:eastAsia="Malgun Gothic"/>
+          <w:b w:val="0"/>
+          <w:i w:val="0"/>
+          <w:sz w:val="22"/>
+        </w:rPr>
+        <w:t>Пусть падает недалеко. Мне за это яблоко не стыдно, Валерий Петрович.</w:t>
+      </w:r>
+    </w:p>
+    <w:p>
+      <w:pPr>
+        <w:spacing w:before="0" w:after="110" w:line="300" w:lineRule="auto"/>
+      </w:pPr>
+      <w:r>
+        <w:rPr>
+          <w:rFonts w:ascii="Times New Roman" w:hAnsi="Times New Roman" w:eastAsia="Malgun Gothic"/>
+          <w:b/>
+          <w:i w:val="0"/>
+          <w:sz w:val="22"/>
+        </w:rPr>
+        <w:t xml:space="preserve">Кузьмин: </w:t>
+      </w:r>
+      <w:r>
+        <w:rPr>
+          <w:rFonts w:ascii="Times New Roman" w:hAnsi="Times New Roman" w:eastAsia="Malgun Gothic"/>
+          <w:b w:val="0"/>
+          <w:i/>
+          <w:color w:val="555555"/>
+          <w:sz w:val="22"/>
+        </w:rPr>
         <w:t>(пожимает плечами, уходит)</w:t>
       </w:r>
       <w:r>
@@ -1246,7 +1733,7 @@
           <w:i w:val="0"/>
           <w:sz w:val="22"/>
         </w:rPr>
-        <w:t xml:space="preserve">Лёша: </w:t>
+        <w:t xml:space="preserve">Николай: </w:t>
       </w:r>
       <w:r>
         <w:rPr>
@@ -1255,7 +1742,7 @@
           <w:i w:val="0"/>
           <w:sz w:val="22"/>
         </w:rPr>
-        <w:t>Пап, мама рассказала про разговор с Кузьминым.</w:t>
+        <w:t>Чего пришёл? Тут не прибрано.</w:t>
       </w:r>
     </w:p>
     <w:p>
@@ -1269,7 +1756,7 @@
           <w:i w:val="0"/>
           <w:sz w:val="22"/>
         </w:rPr>
-        <w:t xml:space="preserve">Николай: </w:t>
+        <w:t xml:space="preserve">Лёша: </w:t>
       </w:r>
       <w:r>
         <w:rPr>
@@ -1278,30 +1765,7 @@
           <w:i w:val="0"/>
           <w:sz w:val="22"/>
         </w:rPr>
-        <w:t>Уже доложила? Городок маленький, всё быстро расходится. А мать — быстрее всех.</w:t>
-      </w:r>
-    </w:p>
-    <w:p>
-      <w:pPr>
-        <w:spacing w:before="0" w:after="110" w:line="300" w:lineRule="auto"/>
-      </w:pPr>
-      <w:r>
-        <w:rPr>
-          <w:rFonts w:ascii="Times New Roman" w:hAnsi="Times New Roman" w:eastAsia="Malgun Gothic"/>
-          <w:b/>
-          <w:i w:val="0"/>
-          <w:sz w:val="22"/>
-        </w:rPr>
-        <w:t xml:space="preserve">Лёша: </w:t>
-      </w:r>
-      <w:r>
-        <w:rPr>
-          <w:rFonts w:ascii="Times New Roman" w:hAnsi="Times New Roman" w:eastAsia="Malgun Gothic"/>
-          <w:b w:val="0"/>
-          <w:i w:val="0"/>
-          <w:sz w:val="22"/>
-        </w:rPr>
-        <w:t>Мне правда жаль, что вам с мамой приходится через это проходить.</w:t>
+        <w:t>Тут всегда «не прибрано». Я в детстве думал, что так гараж и называется.</w:t>
       </w:r>
     </w:p>
     <w:p>
@@ -1325,7 +1789,7 @@
           <w:color w:val="555555"/>
           <w:sz w:val="22"/>
         </w:rPr>
-        <w:t>(долгая пауза)</w:t>
+        <w:t>(фыркает)</w:t>
       </w:r>
       <w:r>
         <w:rPr>
@@ -1334,7 +1798,7 @@
           <w:i w:val="0"/>
           <w:sz w:val="22"/>
         </w:rPr>
-        <w:t xml:space="preserve"> Знаешь, что я ему сказал? Что ты защищаешь людей, которых некому больше защитить.</w:t>
+        <w:t xml:space="preserve"> Остряк. Подержи фонарь.</w:t>
       </w:r>
     </w:p>
     <w:p>
@@ -1357,7 +1821,7 @@
           <w:i w:val="0"/>
           <w:sz w:val="22"/>
         </w:rPr>
-        <w:t>Ты так сказал?</w:t>
+        <w:t>Пап, мама рассказала про разговор с Кузьминым.</w:t>
       </w:r>
     </w:p>
     <w:p>
@@ -1380,7 +1844,7 @@
           <w:i w:val="0"/>
           <w:sz w:val="22"/>
         </w:rPr>
-        <w:t>Сказал. Не потому, что мне вдруг всё понравилось, Алексей. А потому, что, когда дошло до дела, я понял: не могу назвать тебя неправым перед соседом, даже если сам злюсь на тебя дома.</w:t>
+        <w:t>Уже доложила? Городок маленький, всё быстро расходится. А мать — быстрее всех.</w:t>
       </w:r>
     </w:p>
     <w:p>
@@ -1403,7 +1867,7 @@
           <w:i w:val="0"/>
           <w:sz w:val="22"/>
         </w:rPr>
-        <w:t>Пап…</w:t>
+        <w:t>Мне правда жаль, что вам с мамой приходится через это проходить.</w:t>
       </w:r>
     </w:p>
     <w:p>
@@ -1418,15 +1882,6 @@
           <w:sz w:val="22"/>
         </w:rPr>
         <w:t xml:space="preserve">Николай: </w:t>
-      </w:r>
-      <w:r>
-        <w:rPr>
-          <w:rFonts w:ascii="Times New Roman" w:hAnsi="Times New Roman" w:eastAsia="Malgun Gothic"/>
-          <w:b w:val="0"/>
-          <w:i w:val="0"/>
-          <w:sz w:val="22"/>
-        </w:rPr>
-        <w:t xml:space="preserve">Подай ключ на семнадцать. </w:t>
       </w:r>
       <w:r>
         <w:rPr>
@@ -1436,7 +1891,7 @@
           <w:color w:val="555555"/>
           <w:sz w:val="22"/>
         </w:rPr>
-        <w:t>(берёт ключ, долго крутит его в руках)</w:t>
+        <w:t>(долгая пауза)</w:t>
       </w:r>
       <w:r>
         <w:rPr>
@@ -1445,7 +1900,7 @@
           <w:i w:val="0"/>
           <w:sz w:val="22"/>
         </w:rPr>
-        <w:t xml:space="preserve"> Я тридцать восемь лет гайки крутил и думал: главное — не высовываться. Сделал своё, получил своё, и слава богу. А они всё равно пришли. Выходит, не высовывайся — не высовывайся, а всё равно достанут.</w:t>
+        <w:t xml:space="preserve"> Знаешь, что я ему сказал? Что ты защищаешь людей, которых некому больше защитить.</w:t>
       </w:r>
     </w:p>
     <w:p>
@@ -1468,7 +1923,7 @@
           <w:i w:val="0"/>
           <w:sz w:val="22"/>
         </w:rPr>
-        <w:t>Выходит, так.</w:t>
+        <w:t>Ты так сказал?</w:t>
       </w:r>
     </w:p>
     <w:p>
@@ -1491,7 +1946,7 @@
           <w:i w:val="0"/>
           <w:sz w:val="22"/>
         </w:rPr>
-        <w:t>Не подумай, что я согласен со всем, что ты делаешь. Я всё ещё считаю, что ты рискуешь больше, чем нужно. Но… больше я не буду просить тебя остановиться. Теперь уже по-настоящему, не как на похоронах. Поздно, наверное.</w:t>
+        <w:t>Сказал. Не потому, что мне вдруг всё понравилось, Алексей. А потому, что, когда дошло до дела, я понял: не могу назвать тебя неправым перед соседом, даже если сам злюсь на тебя дома.</w:t>
       </w:r>
     </w:p>
     <w:p>
@@ -1514,7 +1969,226 @@
           <w:i w:val="0"/>
           <w:sz w:val="22"/>
         </w:rPr>
+        <w:t>Пап…</w:t>
+      </w:r>
+    </w:p>
+    <w:p>
+      <w:pPr>
+        <w:spacing w:before="0" w:after="110" w:line="300" w:lineRule="auto"/>
+      </w:pPr>
+      <w:r>
+        <w:rPr>
+          <w:rFonts w:ascii="Times New Roman" w:hAnsi="Times New Roman" w:eastAsia="Malgun Gothic"/>
+          <w:b/>
+          <w:i w:val="0"/>
+          <w:sz w:val="22"/>
+        </w:rPr>
+        <w:t xml:space="preserve">Николай: </w:t>
+      </w:r>
+      <w:r>
+        <w:rPr>
+          <w:rFonts w:ascii="Times New Roman" w:hAnsi="Times New Roman" w:eastAsia="Malgun Gothic"/>
+          <w:b w:val="0"/>
+          <w:i w:val="0"/>
+          <w:sz w:val="22"/>
+        </w:rPr>
+        <w:t xml:space="preserve">Подай ключ на семнадцать. </w:t>
+      </w:r>
+      <w:r>
+        <w:rPr>
+          <w:rFonts w:ascii="Times New Roman" w:hAnsi="Times New Roman" w:eastAsia="Malgun Gothic"/>
+          <w:b w:val="0"/>
+          <w:i/>
+          <w:color w:val="555555"/>
+          <w:sz w:val="22"/>
+        </w:rPr>
+        <w:t>(берёт ключ, долго крутит его в руках)</w:t>
+      </w:r>
+      <w:r>
+        <w:rPr>
+          <w:rFonts w:ascii="Times New Roman" w:hAnsi="Times New Roman" w:eastAsia="Malgun Gothic"/>
+          <w:b w:val="0"/>
+          <w:i w:val="0"/>
+          <w:sz w:val="22"/>
+        </w:rPr>
+        <w:t xml:space="preserve"> Я тридцать восемь лет гайки крутил и думал: главное — не высовываться. Сделал своё, получил своё, и слава богу. А они всё равно пришли. Выходит, не высовывайся — не высовывайся, а всё равно достанут.</w:t>
+      </w:r>
+    </w:p>
+    <w:p>
+      <w:pPr>
+        <w:spacing w:before="0" w:after="110" w:line="300" w:lineRule="auto"/>
+      </w:pPr>
+      <w:r>
+        <w:rPr>
+          <w:rFonts w:ascii="Times New Roman" w:hAnsi="Times New Roman" w:eastAsia="Malgun Gothic"/>
+          <w:b/>
+          <w:i w:val="0"/>
+          <w:sz w:val="22"/>
+        </w:rPr>
+        <w:t xml:space="preserve">Лёша: </w:t>
+      </w:r>
+      <w:r>
+        <w:rPr>
+          <w:rFonts w:ascii="Times New Roman" w:hAnsi="Times New Roman" w:eastAsia="Malgun Gothic"/>
+          <w:b w:val="0"/>
+          <w:i w:val="0"/>
+          <w:sz w:val="22"/>
+        </w:rPr>
+        <w:t>Выходит, так.</w:t>
+      </w:r>
+    </w:p>
+    <w:p>
+      <w:pPr>
+        <w:spacing w:before="0" w:after="110" w:line="300" w:lineRule="auto"/>
+      </w:pPr>
+      <w:r>
+        <w:rPr>
+          <w:rFonts w:ascii="Times New Roman" w:hAnsi="Times New Roman" w:eastAsia="Malgun Gothic"/>
+          <w:b/>
+          <w:i w:val="0"/>
+          <w:sz w:val="22"/>
+        </w:rPr>
+        <w:t xml:space="preserve">Николай: </w:t>
+      </w:r>
+      <w:r>
+        <w:rPr>
+          <w:rFonts w:ascii="Times New Roman" w:hAnsi="Times New Roman" w:eastAsia="Malgun Gothic"/>
+          <w:b w:val="0"/>
+          <w:i w:val="0"/>
+          <w:sz w:val="22"/>
+        </w:rPr>
+        <w:t>А ты откуда такой взялся, скажи? Я ведь тебя учил: не лезь, не спорь, начальству не перечь.</w:t>
+      </w:r>
+    </w:p>
+    <w:p>
+      <w:pPr>
+        <w:spacing w:before="0" w:after="110" w:line="300" w:lineRule="auto"/>
+      </w:pPr>
+      <w:r>
+        <w:rPr>
+          <w:rFonts w:ascii="Times New Roman" w:hAnsi="Times New Roman" w:eastAsia="Malgun Gothic"/>
+          <w:b/>
+          <w:i w:val="0"/>
+          <w:sz w:val="22"/>
+        </w:rPr>
+        <w:t xml:space="preserve">Лёша: </w:t>
+      </w:r>
+      <w:r>
+        <w:rPr>
+          <w:rFonts w:ascii="Times New Roman" w:hAnsi="Times New Roman" w:eastAsia="Malgun Gothic"/>
+          <w:b w:val="0"/>
+          <w:i w:val="0"/>
+          <w:sz w:val="22"/>
+        </w:rPr>
+        <w:t>Ты учил словами. А сам тридцать восемь лет ни разу не взял чужого и не соврал в акте. Я смотрел, пап, а не слушал.</w:t>
+      </w:r>
+    </w:p>
+    <w:p>
+      <w:pPr>
+        <w:spacing w:before="0" w:after="110" w:line="300" w:lineRule="auto"/>
+      </w:pPr>
+      <w:r>
+        <w:rPr>
+          <w:rFonts w:ascii="Times New Roman" w:hAnsi="Times New Roman" w:eastAsia="Malgun Gothic"/>
+          <w:b/>
+          <w:i w:val="0"/>
+          <w:sz w:val="22"/>
+        </w:rPr>
+        <w:t xml:space="preserve">Николай: </w:t>
+      </w:r>
+      <w:r>
+        <w:rPr>
+          <w:rFonts w:ascii="Times New Roman" w:hAnsi="Times New Roman" w:eastAsia="Malgun Gothic"/>
+          <w:b w:val="0"/>
+          <w:i/>
+          <w:color w:val="555555"/>
+          <w:sz w:val="22"/>
+        </w:rPr>
+        <w:t>(долго молчит, крутит ключ)</w:t>
+      </w:r>
+      <w:r>
+        <w:rPr>
+          <w:rFonts w:ascii="Times New Roman" w:hAnsi="Times New Roman" w:eastAsia="Malgun Gothic"/>
+          <w:b w:val="0"/>
+          <w:i w:val="0"/>
+          <w:sz w:val="22"/>
+        </w:rPr>
+        <w:t xml:space="preserve"> Смотрел он… </w:t>
+      </w:r>
+      <w:r>
+        <w:rPr>
+          <w:rFonts w:ascii="Times New Roman" w:hAnsi="Times New Roman" w:eastAsia="Malgun Gothic"/>
+          <w:b w:val="0"/>
+          <w:i/>
+          <w:color w:val="555555"/>
+          <w:sz w:val="22"/>
+        </w:rPr>
+        <w:t>(пауза)</w:t>
+      </w:r>
+      <w:r>
+        <w:rPr>
+          <w:rFonts w:ascii="Times New Roman" w:hAnsi="Times New Roman" w:eastAsia="Malgun Gothic"/>
+          <w:b w:val="0"/>
+          <w:i w:val="0"/>
+          <w:sz w:val="22"/>
+        </w:rPr>
+        <w:t xml:space="preserve"> Не подумай, что я согласен со всем, что ты делаешь. Я всё ещё считаю, что ты рискуешь больше, чем нужно. Но… больше я не буду просить тебя остановиться. Теперь уже по-настоящему, не как на похоронах. Поздно, наверное.</w:t>
+      </w:r>
+    </w:p>
+    <w:p>
+      <w:pPr>
+        <w:spacing w:before="0" w:after="110" w:line="300" w:lineRule="auto"/>
+      </w:pPr>
+      <w:r>
+        <w:rPr>
+          <w:rFonts w:ascii="Times New Roman" w:hAnsi="Times New Roman" w:eastAsia="Malgun Gothic"/>
+          <w:b/>
+          <w:i w:val="0"/>
+          <w:sz w:val="22"/>
+        </w:rPr>
+        <w:t xml:space="preserve">Лёша: </w:t>
+      </w:r>
+      <w:r>
+        <w:rPr>
+          <w:rFonts w:ascii="Times New Roman" w:hAnsi="Times New Roman" w:eastAsia="Malgun Gothic"/>
+          <w:b w:val="0"/>
+          <w:i w:val="0"/>
+          <w:sz w:val="22"/>
+        </w:rPr>
         <w:t>Не поздно, пап. Вовремя.</w:t>
+      </w:r>
+    </w:p>
+    <w:p>
+      <w:pPr>
+        <w:spacing w:before="0" w:after="110" w:line="300" w:lineRule="auto"/>
+      </w:pPr>
+      <w:r>
+        <w:rPr>
+          <w:rFonts w:ascii="Times New Roman" w:hAnsi="Times New Roman" w:eastAsia="Malgun Gothic"/>
+          <w:b/>
+          <w:i w:val="0"/>
+          <w:sz w:val="22"/>
+        </w:rPr>
+        <w:t xml:space="preserve">Николай: </w:t>
+      </w:r>
+      <w:r>
+        <w:rPr>
+          <w:rFonts w:ascii="Times New Roman" w:hAnsi="Times New Roman" w:eastAsia="Malgun Gothic"/>
+          <w:b w:val="0"/>
+          <w:i/>
+          <w:color w:val="555555"/>
+          <w:sz w:val="22"/>
+        </w:rPr>
+        <w:t>(протягивает ему тряпку)</w:t>
+      </w:r>
+      <w:r>
+        <w:rPr>
+          <w:rFonts w:ascii="Times New Roman" w:hAnsi="Times New Roman" w:eastAsia="Malgun Gothic"/>
+          <w:b w:val="0"/>
+          <w:i w:val="0"/>
+          <w:sz w:val="22"/>
+        </w:rPr>
+        <w:t xml:space="preserve"> Руки вытри. Мать увидит мазут — обоим попадёт.</w:t>
       </w:r>
     </w:p>
     <w:p>
@@ -1734,6 +2408,52 @@
           <w:i w:val="0"/>
           <w:sz w:val="22"/>
         </w:rPr>
+        <w:t>А она сама-то из каких, эта Нестерова? Не из начальства?</w:t>
+      </w:r>
+    </w:p>
+    <w:p>
+      <w:pPr>
+        <w:spacing w:before="0" w:after="110" w:line="300" w:lineRule="auto"/>
+      </w:pPr>
+      <w:r>
+        <w:rPr>
+          <w:rFonts w:ascii="Times New Roman" w:hAnsi="Times New Roman" w:eastAsia="Malgun Gothic"/>
+          <w:b/>
+          <w:i w:val="0"/>
+          <w:sz w:val="22"/>
+        </w:rPr>
+        <w:t xml:space="preserve">Лёша: </w:t>
+      </w:r>
+      <w:r>
+        <w:rPr>
+          <w:rFonts w:ascii="Times New Roman" w:hAnsi="Times New Roman" w:eastAsia="Malgun Gothic"/>
+          <w:b w:val="0"/>
+          <w:i w:val="0"/>
+          <w:sz w:val="22"/>
+        </w:rPr>
+        <w:t>Нет, пап. Двадцать лет ездит по посёлкам и судится за чужую землю. Своей дачи — и той нет.</w:t>
+      </w:r>
+    </w:p>
+    <w:p>
+      <w:pPr>
+        <w:spacing w:before="0" w:after="110" w:line="300" w:lineRule="auto"/>
+      </w:pPr>
+      <w:r>
+        <w:rPr>
+          <w:rFonts w:ascii="Times New Roman" w:hAnsi="Times New Roman" w:eastAsia="Malgun Gothic"/>
+          <w:b/>
+          <w:i w:val="0"/>
+          <w:sz w:val="22"/>
+        </w:rPr>
+        <w:t xml:space="preserve">Николай: </w:t>
+      </w:r>
+      <w:r>
+        <w:rPr>
+          <w:rFonts w:ascii="Times New Roman" w:hAnsi="Times New Roman" w:eastAsia="Malgun Gothic"/>
+          <w:b w:val="0"/>
+          <w:i w:val="0"/>
+          <w:sz w:val="22"/>
+        </w:rPr>
         <w:t>И держись за неё. За таких, как она. Даже если это будет стоить дорого.</w:t>
       </w:r>
     </w:p>
@@ -1791,6 +2511,85 @@
           <w:sz w:val="22"/>
         </w:rPr>
         <w:t>Серьёзно. Не хочу, чтобы потом, как с Быковым, ты жалел, что не сделал достаточно. Одной такой потери в жизни хватит.</w:t>
+      </w:r>
+    </w:p>
+    <w:p>
+      <w:pPr>
+        <w:spacing w:before="0" w:after="110" w:line="300" w:lineRule="auto"/>
+      </w:pPr>
+      <w:r>
+        <w:rPr>
+          <w:rFonts w:ascii="Times New Roman" w:hAnsi="Times New Roman" w:eastAsia="Malgun Gothic"/>
+          <w:b/>
+          <w:i w:val="0"/>
+          <w:sz w:val="22"/>
+        </w:rPr>
+        <w:t xml:space="preserve">Анна: </w:t>
+      </w:r>
+      <w:r>
+        <w:rPr>
+          <w:rFonts w:ascii="Times New Roman" w:hAnsi="Times New Roman" w:eastAsia="Malgun Gothic"/>
+          <w:b w:val="0"/>
+          <w:i w:val="0"/>
+          <w:sz w:val="22"/>
+        </w:rPr>
+        <w:t>А Дарья твоя как? Ты про неё по телефону всё время молчишь, а мать всё равно всё знает.</w:t>
+      </w:r>
+    </w:p>
+    <w:p>
+      <w:pPr>
+        <w:spacing w:before="0" w:after="110" w:line="300" w:lineRule="auto"/>
+      </w:pPr>
+      <w:r>
+        <w:rPr>
+          <w:rFonts w:ascii="Times New Roman" w:hAnsi="Times New Roman" w:eastAsia="Malgun Gothic"/>
+          <w:b/>
+          <w:i w:val="0"/>
+          <w:sz w:val="22"/>
+        </w:rPr>
+        <w:t xml:space="preserve">Лёша: </w:t>
+      </w:r>
+      <w:r>
+        <w:rPr>
+          <w:rFonts w:ascii="Times New Roman" w:hAnsi="Times New Roman" w:eastAsia="Malgun Gothic"/>
+          <w:b w:val="0"/>
+          <w:i/>
+          <w:color w:val="555555"/>
+          <w:sz w:val="22"/>
+        </w:rPr>
+        <w:t>(краснеет)</w:t>
+      </w:r>
+      <w:r>
+        <w:rPr>
+          <w:rFonts w:ascii="Times New Roman" w:hAnsi="Times New Roman" w:eastAsia="Malgun Gothic"/>
+          <w:b w:val="0"/>
+          <w:i w:val="0"/>
+          <w:sz w:val="22"/>
+        </w:rPr>
+        <w:t xml:space="preserve"> Нормально, мам. Пишет большую статью. Работает по ночам.</w:t>
+      </w:r>
+    </w:p>
+    <w:p>
+      <w:pPr>
+        <w:spacing w:before="0" w:after="110" w:line="300" w:lineRule="auto"/>
+      </w:pPr>
+      <w:r>
+        <w:rPr>
+          <w:rFonts w:ascii="Times New Roman" w:hAnsi="Times New Roman" w:eastAsia="Malgun Gothic"/>
+          <w:b/>
+          <w:i w:val="0"/>
+          <w:sz w:val="22"/>
+        </w:rPr>
+        <w:t xml:space="preserve">Николай: </w:t>
+      </w:r>
+      <w:r>
+        <w:rPr>
+          <w:rFonts w:ascii="Times New Roman" w:hAnsi="Times New Roman" w:eastAsia="Malgun Gothic"/>
+          <w:b w:val="0"/>
+          <w:i w:val="0"/>
+          <w:sz w:val="22"/>
+        </w:rPr>
+        <w:t>Как ты, значит. Нашли друг друга.</w:t>
       </w:r>
     </w:p>
     <w:p>
@@ -1872,13 +2671,22 @@
           <w:color w:val="1F3864"/>
           <w:sz w:val="26"/>
         </w:rPr>
-        <w:t>장면 8 — 다음 날, 자레치나야 거리. 가택연금 중인 올가</w:t>
+        <w:t>장면 8 — 밤, 부엌</w:t>
       </w:r>
     </w:p>
     <w:p>
       <w:pPr>
         <w:spacing w:before="0" w:after="110" w:line="300" w:lineRule="auto"/>
       </w:pPr>
+      <w:r>
+        <w:rPr>
+          <w:rFonts w:ascii="Times New Roman" w:hAnsi="Times New Roman" w:eastAsia="Malgun Gothic"/>
+          <w:b/>
+          <w:i w:val="0"/>
+          <w:sz w:val="22"/>
+        </w:rPr>
+        <w:t xml:space="preserve">Анна: </w:t>
+      </w:r>
       <w:r>
         <w:rPr>
           <w:rFonts w:ascii="Times New Roman" w:hAnsi="Times New Roman" w:eastAsia="Malgun Gothic"/>
@@ -1887,7 +2695,16 @@
           <w:color w:val="555555"/>
           <w:sz w:val="22"/>
         </w:rPr>
-        <w:t>(маленькая квартира; на щиколотке у Ольги — электронный браслет)</w:t>
+        <w:t>(моет посуду)</w:t>
+      </w:r>
+      <w:r>
+        <w:rPr>
+          <w:rFonts w:ascii="Times New Roman" w:hAnsi="Times New Roman" w:eastAsia="Malgun Gothic"/>
+          <w:b w:val="0"/>
+          <w:i w:val="0"/>
+          <w:sz w:val="22"/>
+        </w:rPr>
+        <w:t xml:space="preserve"> Ты не сердись на него за Быкова. Он потом полночи не спал после похорон — всё повторял: «Хороший был мужик. Зря я с ним так и не поговорил».</w:t>
       </w:r>
     </w:p>
     <w:p>
@@ -1901,53 +2718,7 @@
           <w:i w:val="0"/>
           <w:sz w:val="22"/>
         </w:rPr>
-        <w:t xml:space="preserve">Ольга: </w:t>
-      </w:r>
-      <w:r>
-        <w:rPr>
-          <w:rFonts w:ascii="Times New Roman" w:hAnsi="Times New Roman" w:eastAsia="Malgun Gothic"/>
-          <w:b w:val="0"/>
-          <w:i w:val="0"/>
-          <w:sz w:val="22"/>
-        </w:rPr>
-        <w:t>Алексей! Проходите. Инспектор был утром, так что до вечера нас никто не потревожит. Как отец?</w:t>
-      </w:r>
-    </w:p>
-    <w:p>
-      <w:pPr>
-        <w:spacing w:before="0" w:after="110" w:line="300" w:lineRule="auto"/>
-      </w:pPr>
-      <w:r>
-        <w:rPr>
-          <w:rFonts w:ascii="Times New Roman" w:hAnsi="Times New Roman" w:eastAsia="Malgun Gothic"/>
-          <w:b/>
-          <w:i w:val="0"/>
-          <w:sz w:val="22"/>
-        </w:rPr>
         <w:t xml:space="preserve">Лёша: </w:t>
-      </w:r>
-      <w:r>
-        <w:rPr>
-          <w:rFonts w:ascii="Times New Roman" w:hAnsi="Times New Roman" w:eastAsia="Malgun Gothic"/>
-          <w:b w:val="0"/>
-          <w:i w:val="0"/>
-          <w:sz w:val="22"/>
-        </w:rPr>
-        <w:t>Уволили. Сверху велели не держать родственников «активистов».</w:t>
-      </w:r>
-    </w:p>
-    <w:p>
-      <w:pPr>
-        <w:spacing w:before="0" w:after="110" w:line="300" w:lineRule="auto"/>
-      </w:pPr>
-      <w:r>
-        <w:rPr>
-          <w:rFonts w:ascii="Times New Roman" w:hAnsi="Times New Roman" w:eastAsia="Malgun Gothic"/>
-          <w:b/>
-          <w:i w:val="0"/>
-          <w:sz w:val="22"/>
-        </w:rPr>
-        <w:t xml:space="preserve">Ольга: </w:t>
       </w:r>
       <w:r>
         <w:rPr>
@@ -1957,7 +2728,7 @@
           <w:color w:val="555555"/>
           <w:sz w:val="22"/>
         </w:rPr>
-        <w:t>(пауза)</w:t>
+        <w:t>(вытирает тарелку)</w:t>
       </w:r>
       <w:r>
         <w:rPr>
@@ -1966,7 +2737,7 @@
           <w:i w:val="0"/>
           <w:sz w:val="22"/>
         </w:rPr>
-        <w:t xml:space="preserve"> Крылов обещал вам барский гнев. Быстро он.</w:t>
+        <w:t xml:space="preserve"> Он мне этого не говорил.</w:t>
       </w:r>
     </w:p>
     <w:p>
@@ -1980,7 +2751,7 @@
           <w:i w:val="0"/>
           <w:sz w:val="22"/>
         </w:rPr>
-        <w:t xml:space="preserve">Лёша: </w:t>
+        <w:t xml:space="preserve">Анна: </w:t>
       </w:r>
       <w:r>
         <w:rPr>
@@ -1989,7 +2760,7 @@
           <w:i w:val="0"/>
           <w:sz w:val="22"/>
         </w:rPr>
-        <w:t>Отец просил передать: они с мамой — за вас. «От старого механика».</w:t>
+        <w:t>Он тебе и не скажет. Он мне говорит, а я тебе передаю. Так у нас в семье устроено.</w:t>
       </w:r>
     </w:p>
     <w:p>
@@ -2003,7 +2774,131 @@
           <w:i w:val="0"/>
           <w:sz w:val="22"/>
         </w:rPr>
-        <w:t xml:space="preserve">Ольга: </w:t>
+        <w:t xml:space="preserve">Лёша: </w:t>
+      </w:r>
+      <w:r>
+        <w:rPr>
+          <w:rFonts w:ascii="Times New Roman" w:hAnsi="Times New Roman" w:eastAsia="Malgun Gothic"/>
+          <w:b w:val="0"/>
+          <w:i w:val="0"/>
+          <w:sz w:val="22"/>
+        </w:rPr>
+        <w:t>Он правда так сказал — «хороший был мужик»?</w:t>
+      </w:r>
+    </w:p>
+    <w:p>
+      <w:pPr>
+        <w:spacing w:before="0" w:after="110" w:line="300" w:lineRule="auto"/>
+      </w:pPr>
+      <w:r>
+        <w:rPr>
+          <w:rFonts w:ascii="Times New Roman" w:hAnsi="Times New Roman" w:eastAsia="Malgun Gothic"/>
+          <w:b/>
+          <w:i w:val="0"/>
+          <w:sz w:val="22"/>
+        </w:rPr>
+        <w:t xml:space="preserve">Анна: </w:t>
+      </w:r>
+      <w:r>
+        <w:rPr>
+          <w:rFonts w:ascii="Times New Roman" w:hAnsi="Times New Roman" w:eastAsia="Malgun Gothic"/>
+          <w:b w:val="0"/>
+          <w:i w:val="0"/>
+          <w:sz w:val="22"/>
+        </w:rPr>
+        <w:t>Правда. И ещё сказал, что ты на Быкова похож. Только не вздумай ему это повторять.</w:t>
+      </w:r>
+    </w:p>
+    <w:p>
+      <w:pPr>
+        <w:spacing w:before="0" w:after="110" w:line="300" w:lineRule="auto"/>
+      </w:pPr>
+      <w:r>
+        <w:rPr>
+          <w:rFonts w:ascii="Times New Roman" w:hAnsi="Times New Roman" w:eastAsia="Malgun Gothic"/>
+          <w:b/>
+          <w:i w:val="0"/>
+          <w:sz w:val="22"/>
+        </w:rPr>
+        <w:t xml:space="preserve">Лёша: </w:t>
+      </w:r>
+      <w:r>
+        <w:rPr>
+          <w:rFonts w:ascii="Times New Roman" w:hAnsi="Times New Roman" w:eastAsia="Malgun Gothic"/>
+          <w:b w:val="0"/>
+          <w:i w:val="0"/>
+          <w:sz w:val="22"/>
+        </w:rPr>
+        <w:t>Мам, если будет совсем туго с деньгами — ты скажешь? Не он, а ты.</w:t>
+      </w:r>
+    </w:p>
+    <w:p>
+      <w:pPr>
+        <w:spacing w:before="0" w:after="110" w:line="300" w:lineRule="auto"/>
+      </w:pPr>
+      <w:r>
+        <w:rPr>
+          <w:rFonts w:ascii="Times New Roman" w:hAnsi="Times New Roman" w:eastAsia="Malgun Gothic"/>
+          <w:b/>
+          <w:i w:val="0"/>
+          <w:sz w:val="22"/>
+        </w:rPr>
+        <w:t xml:space="preserve">Анна: </w:t>
+      </w:r>
+      <w:r>
+        <w:rPr>
+          <w:rFonts w:ascii="Times New Roman" w:hAnsi="Times New Roman" w:eastAsia="Malgun Gothic"/>
+          <w:b w:val="0"/>
+          <w:i w:val="0"/>
+          <w:sz w:val="22"/>
+        </w:rPr>
+        <w:t>Скажу. Не бойся, не пропадём. У меня пенсия, у него пенсия, огород. В девяностые хуже жили.</w:t>
+      </w:r>
+    </w:p>
+    <w:p>
+      <w:pPr>
+        <w:spacing w:before="0" w:after="110" w:line="300" w:lineRule="auto"/>
+      </w:pPr>
+      <w:r>
+        <w:rPr>
+          <w:rFonts w:ascii="Times New Roman" w:hAnsi="Times New Roman" w:eastAsia="Malgun Gothic"/>
+          <w:b/>
+          <w:i w:val="0"/>
+          <w:sz w:val="22"/>
+        </w:rPr>
+        <w:t xml:space="preserve">Лёша: </w:t>
+      </w:r>
+      <w:r>
+        <w:rPr>
+          <w:rFonts w:ascii="Times New Roman" w:hAnsi="Times New Roman" w:eastAsia="Malgun Gothic"/>
+          <w:b w:val="0"/>
+          <w:i w:val="0"/>
+          <w:sz w:val="22"/>
+        </w:rPr>
+        <w:t>В девяностые я был маленький и не понимал.</w:t>
+      </w:r>
+    </w:p>
+    <w:p>
+      <w:pPr>
+        <w:spacing w:before="0" w:after="110" w:line="300" w:lineRule="auto"/>
+      </w:pPr>
+      <w:r>
+        <w:rPr>
+          <w:rFonts w:ascii="Times New Roman" w:hAnsi="Times New Roman" w:eastAsia="Malgun Gothic"/>
+          <w:b/>
+          <w:i w:val="0"/>
+          <w:sz w:val="22"/>
+        </w:rPr>
+        <w:t xml:space="preserve">Анна: </w:t>
+      </w:r>
+      <w:r>
+        <w:rPr>
+          <w:rFonts w:ascii="Times New Roman" w:hAnsi="Times New Roman" w:eastAsia="Malgun Gothic"/>
+          <w:b w:val="0"/>
+          <w:i w:val="0"/>
+          <w:sz w:val="22"/>
+        </w:rPr>
+        <w:t xml:space="preserve">А теперь понимаешь. Вот и хорошо. </w:t>
       </w:r>
       <w:r>
         <w:rPr>
@@ -2013,7 +2908,7 @@
           <w:color w:val="555555"/>
           <w:sz w:val="22"/>
         </w:rPr>
-        <w:t>(отворачивается к окну, долго молчит)</w:t>
+        <w:t>(выключает воду)</w:t>
       </w:r>
       <w:r>
         <w:rPr>
@@ -2022,7 +2917,7 @@
           <w:i w:val="0"/>
           <w:sz w:val="22"/>
         </w:rPr>
-        <w:t xml:space="preserve"> Скажите ему, что я этого не забуду. В моём положении такие слова дороже хорошего адвоката. Не обижайтесь.</w:t>
+        <w:t xml:space="preserve"> Иди спать, сынок. Завтра тебе к Ольге Викторовне, ты ей нужен свежий.</w:t>
       </w:r>
     </w:p>
     <w:p>
@@ -2045,7 +2940,7 @@
           <w:i w:val="0"/>
           <w:sz w:val="22"/>
         </w:rPr>
-        <w:t>Не обижаюсь. Как вы тут?</w:t>
+        <w:t>Мам… спасибо, что тогда позвонила. Я бы мог и не узнать.</w:t>
       </w:r>
     </w:p>
     <w:p>
@@ -2059,7 +2954,7 @@
           <w:i w:val="0"/>
           <w:sz w:val="22"/>
         </w:rPr>
-        <w:t xml:space="preserve">Ольга: </w:t>
+        <w:t xml:space="preserve">Анна: </w:t>
       </w:r>
       <w:r>
         <w:rPr>
@@ -2068,53 +2963,7 @@
           <w:i w:val="0"/>
           <w:sz w:val="22"/>
         </w:rPr>
-        <w:t>Браслет натирает, телевизор врёт, соседка носит пирожки и делает вид, что не знает, кто я. Жить можно.</w:t>
-      </w:r>
-    </w:p>
-    <w:p>
-      <w:pPr>
-        <w:spacing w:before="0" w:after="110" w:line="300" w:lineRule="auto"/>
-      </w:pPr>
-      <w:r>
-        <w:rPr>
-          <w:rFonts w:ascii="Times New Roman" w:hAnsi="Times New Roman" w:eastAsia="Malgun Gothic"/>
-          <w:b/>
-          <w:i w:val="0"/>
-          <w:sz w:val="22"/>
-        </w:rPr>
-        <w:t xml:space="preserve">Лёша: </w:t>
-      </w:r>
-      <w:r>
-        <w:rPr>
-          <w:rFonts w:ascii="Times New Roman" w:hAnsi="Times New Roman" w:eastAsia="Malgun Gothic"/>
-          <w:b w:val="0"/>
-          <w:i w:val="0"/>
-          <w:sz w:val="22"/>
-        </w:rPr>
-        <w:t>Следователь будет просить продлить домашний арест ещё на два месяца. Суд в среду.</w:t>
-      </w:r>
-    </w:p>
-    <w:p>
-      <w:pPr>
-        <w:spacing w:before="0" w:after="110" w:line="300" w:lineRule="auto"/>
-      </w:pPr>
-      <w:r>
-        <w:rPr>
-          <w:rFonts w:ascii="Times New Roman" w:hAnsi="Times New Roman" w:eastAsia="Malgun Gothic"/>
-          <w:b/>
-          <w:i w:val="0"/>
-          <w:sz w:val="22"/>
-        </w:rPr>
-        <w:t xml:space="preserve">Ольга: </w:t>
-      </w:r>
-      <w:r>
-        <w:rPr>
-          <w:rFonts w:ascii="Times New Roman" w:hAnsi="Times New Roman" w:eastAsia="Malgun Gothic"/>
-          <w:b w:val="0"/>
-          <w:i w:val="0"/>
-          <w:sz w:val="22"/>
-        </w:rPr>
-        <w:t>Пусть продлевают. Главное — не СИЗО. Идите, Алексей. У вас в Москве люди, которым сейчас страшнее, чем мне.</w:t>
+        <w:t>Узнал бы. Только позже. А позже — это иногда уже поздно.</w:t>
       </w:r>
     </w:p>
     <w:p>
@@ -2130,12 +2979,27 @@
           <w:color w:val="1F3864"/>
           <w:sz w:val="26"/>
         </w:rPr>
-        <w:t>핵심 문학 인용</w:t>
+        <w:t>장면 9 — 다음 날, 자레치나야 거리. 가택연금 중인 올가</w:t>
       </w:r>
     </w:p>
     <w:p>
       <w:pPr>
-        <w:spacing w:before="0" w:after="120"/>
+        <w:spacing w:before="0" w:after="110" w:line="300" w:lineRule="auto"/>
+      </w:pPr>
+      <w:r>
+        <w:rPr>
+          <w:rFonts w:ascii="Times New Roman" w:hAnsi="Times New Roman" w:eastAsia="Malgun Gothic"/>
+          <w:b w:val="0"/>
+          <w:i/>
+          <w:color w:val="555555"/>
+          <w:sz w:val="22"/>
+        </w:rPr>
+        <w:t>(маленькая квартира; на щиколотке у Ольги — электронный браслет)</w:t>
+      </w:r>
+    </w:p>
+    <w:p>
+      <w:pPr>
+        <w:spacing w:before="0" w:after="110" w:line="300" w:lineRule="auto"/>
       </w:pPr>
       <w:r>
         <w:rPr>
@@ -2144,7 +3008,7 @@
           <w:i w:val="0"/>
           <w:sz w:val="22"/>
         </w:rPr>
-        <w:t>Лев Толстой, «Анна Каренина» (первая фраза романа): «Все счастливые семьи похожи друг на друга, каждая несчастливая семья несчастлива по-своему»</w:t>
+        <w:t xml:space="preserve">Ольга: </w:t>
       </w:r>
       <w:r>
         <w:rPr>
@@ -2153,7 +3017,467 @@
           <w:i w:val="0"/>
           <w:sz w:val="22"/>
         </w:rPr>
+        <w:t>Алексей! Проходите. Инспектор был утром, так что до вечера нас никто не потревожит. Как отец?</w:t>
+      </w:r>
+    </w:p>
+    <w:p>
+      <w:pPr>
+        <w:spacing w:before="0" w:after="110" w:line="300" w:lineRule="auto"/>
+      </w:pPr>
+      <w:r>
+        <w:rPr>
+          <w:rFonts w:ascii="Times New Roman" w:hAnsi="Times New Roman" w:eastAsia="Malgun Gothic"/>
+          <w:b/>
+          <w:i w:val="0"/>
+          <w:sz w:val="22"/>
+        </w:rPr>
+        <w:t xml:space="preserve">Лёша: </w:t>
+      </w:r>
+      <w:r>
+        <w:rPr>
+          <w:rFonts w:ascii="Times New Roman" w:hAnsi="Times New Roman" w:eastAsia="Malgun Gothic"/>
+          <w:b w:val="0"/>
+          <w:i w:val="0"/>
+          <w:sz w:val="22"/>
+        </w:rPr>
+        <w:t>Уволили. Сверху велели не держать родственников «активистов».</w:t>
+      </w:r>
+    </w:p>
+    <w:p>
+      <w:pPr>
+        <w:spacing w:before="0" w:after="110" w:line="300" w:lineRule="auto"/>
+      </w:pPr>
+      <w:r>
+        <w:rPr>
+          <w:rFonts w:ascii="Times New Roman" w:hAnsi="Times New Roman" w:eastAsia="Malgun Gothic"/>
+          <w:b/>
+          <w:i w:val="0"/>
+          <w:sz w:val="22"/>
+        </w:rPr>
+        <w:t xml:space="preserve">Ольга: </w:t>
+      </w:r>
+      <w:r>
+        <w:rPr>
+          <w:rFonts w:ascii="Times New Roman" w:hAnsi="Times New Roman" w:eastAsia="Malgun Gothic"/>
+          <w:b w:val="0"/>
+          <w:i/>
+          <w:color w:val="555555"/>
+          <w:sz w:val="22"/>
+        </w:rPr>
+        <w:t>(пауза)</w:t>
+      </w:r>
+      <w:r>
+        <w:rPr>
+          <w:rFonts w:ascii="Times New Roman" w:hAnsi="Times New Roman" w:eastAsia="Malgun Gothic"/>
+          <w:b w:val="0"/>
+          <w:i w:val="0"/>
+          <w:sz w:val="22"/>
+        </w:rPr>
+        <w:t xml:space="preserve"> Крылов обещал вам барский гнев. Быстро он.</w:t>
+      </w:r>
+    </w:p>
+    <w:p>
+      <w:pPr>
+        <w:spacing w:before="0" w:after="110" w:line="300" w:lineRule="auto"/>
+      </w:pPr>
+      <w:r>
+        <w:rPr>
+          <w:rFonts w:ascii="Times New Roman" w:hAnsi="Times New Roman" w:eastAsia="Malgun Gothic"/>
+          <w:b/>
+          <w:i w:val="0"/>
+          <w:sz w:val="22"/>
+        </w:rPr>
+        <w:t xml:space="preserve">Лёша: </w:t>
+      </w:r>
+      <w:r>
+        <w:rPr>
+          <w:rFonts w:ascii="Times New Roman" w:hAnsi="Times New Roman" w:eastAsia="Malgun Gothic"/>
+          <w:b w:val="0"/>
+          <w:i w:val="0"/>
+          <w:sz w:val="22"/>
+        </w:rPr>
+        <w:t>Отец просил передать: они с мамой — за вас. «От старого механика».</w:t>
+      </w:r>
+    </w:p>
+    <w:p>
+      <w:pPr>
+        <w:spacing w:before="0" w:after="110" w:line="300" w:lineRule="auto"/>
+      </w:pPr>
+      <w:r>
+        <w:rPr>
+          <w:rFonts w:ascii="Times New Roman" w:hAnsi="Times New Roman" w:eastAsia="Malgun Gothic"/>
+          <w:b/>
+          <w:i w:val="0"/>
+          <w:sz w:val="22"/>
+        </w:rPr>
+        <w:t xml:space="preserve">Ольга: </w:t>
+      </w:r>
+      <w:r>
+        <w:rPr>
+          <w:rFonts w:ascii="Times New Roman" w:hAnsi="Times New Roman" w:eastAsia="Malgun Gothic"/>
+          <w:b w:val="0"/>
+          <w:i/>
+          <w:color w:val="555555"/>
+          <w:sz w:val="22"/>
+        </w:rPr>
+        <w:t>(отворачивается к окну, долго молчит)</w:t>
+      </w:r>
+      <w:r>
+        <w:rPr>
+          <w:rFonts w:ascii="Times New Roman" w:hAnsi="Times New Roman" w:eastAsia="Malgun Gothic"/>
+          <w:b w:val="0"/>
+          <w:i w:val="0"/>
+          <w:sz w:val="22"/>
+        </w:rPr>
+        <w:t xml:space="preserve"> Скажите ему, что я этого не забуду. В моём положении такие слова дороже хорошего адвоката. Не обижайтесь.</w:t>
+      </w:r>
+    </w:p>
+    <w:p>
+      <w:pPr>
+        <w:spacing w:before="0" w:after="110" w:line="300" w:lineRule="auto"/>
+      </w:pPr>
+      <w:r>
+        <w:rPr>
+          <w:rFonts w:ascii="Times New Roman" w:hAnsi="Times New Roman" w:eastAsia="Malgun Gothic"/>
+          <w:b/>
+          <w:i w:val="0"/>
+          <w:sz w:val="22"/>
+        </w:rPr>
+        <w:t xml:space="preserve">Лёша: </w:t>
+      </w:r>
+      <w:r>
+        <w:rPr>
+          <w:rFonts w:ascii="Times New Roman" w:hAnsi="Times New Roman" w:eastAsia="Malgun Gothic"/>
+          <w:b w:val="0"/>
+          <w:i w:val="0"/>
+          <w:sz w:val="22"/>
+        </w:rPr>
+        <w:t>Не обижаюсь. Как вы тут?</w:t>
+      </w:r>
+    </w:p>
+    <w:p>
+      <w:pPr>
+        <w:spacing w:before="0" w:after="110" w:line="300" w:lineRule="auto"/>
+      </w:pPr>
+      <w:r>
+        <w:rPr>
+          <w:rFonts w:ascii="Times New Roman" w:hAnsi="Times New Roman" w:eastAsia="Malgun Gothic"/>
+          <w:b/>
+          <w:i w:val="0"/>
+          <w:sz w:val="22"/>
+        </w:rPr>
+        <w:t xml:space="preserve">Ольга: </w:t>
+      </w:r>
+      <w:r>
+        <w:rPr>
+          <w:rFonts w:ascii="Times New Roman" w:hAnsi="Times New Roman" w:eastAsia="Malgun Gothic"/>
+          <w:b w:val="0"/>
+          <w:i w:val="0"/>
+          <w:sz w:val="22"/>
+        </w:rPr>
+        <w:t>Браслет натирает, телевизор врёт, соседка носит пирожки и делает вид, что не знает, кто я. Жить можно.</w:t>
+      </w:r>
+    </w:p>
+    <w:p>
+      <w:pPr>
+        <w:spacing w:before="0" w:after="110" w:line="300" w:lineRule="auto"/>
+      </w:pPr>
+      <w:r>
+        <w:rPr>
+          <w:rFonts w:ascii="Times New Roman" w:hAnsi="Times New Roman" w:eastAsia="Malgun Gothic"/>
+          <w:b/>
+          <w:i w:val="0"/>
+          <w:sz w:val="22"/>
+        </w:rPr>
+        <w:t xml:space="preserve">Лёша: </w:t>
+      </w:r>
+      <w:r>
+        <w:rPr>
+          <w:rFonts w:ascii="Times New Roman" w:hAnsi="Times New Roman" w:eastAsia="Malgun Gothic"/>
+          <w:b w:val="0"/>
+          <w:i w:val="0"/>
+          <w:sz w:val="22"/>
+        </w:rPr>
+        <w:t>Может, вам что-то нужно? Книги, лекарства?</w:t>
+      </w:r>
+    </w:p>
+    <w:p>
+      <w:pPr>
+        <w:spacing w:before="0" w:after="110" w:line="300" w:lineRule="auto"/>
+      </w:pPr>
+      <w:r>
+        <w:rPr>
+          <w:rFonts w:ascii="Times New Roman" w:hAnsi="Times New Roman" w:eastAsia="Malgun Gothic"/>
+          <w:b/>
+          <w:i w:val="0"/>
+          <w:sz w:val="22"/>
+        </w:rPr>
+        <w:t xml:space="preserve">Ольга: </w:t>
+      </w:r>
+      <w:r>
+        <w:rPr>
+          <w:rFonts w:ascii="Times New Roman" w:hAnsi="Times New Roman" w:eastAsia="Malgun Gothic"/>
+          <w:b w:val="0"/>
+          <w:i w:val="0"/>
+          <w:sz w:val="22"/>
+        </w:rPr>
+        <w:t>Книг у меня на три года вперёд. Лекарства соседка покупает. Если хотите помочь — привезите в следующий раз свежие новости из Тайболы. Настоящие, не из телевизора.</w:t>
+      </w:r>
+    </w:p>
+    <w:p>
+      <w:pPr>
+        <w:spacing w:before="0" w:after="110" w:line="300" w:lineRule="auto"/>
+      </w:pPr>
+      <w:r>
+        <w:rPr>
+          <w:rFonts w:ascii="Times New Roman" w:hAnsi="Times New Roman" w:eastAsia="Malgun Gothic"/>
+          <w:b/>
+          <w:i w:val="0"/>
+          <w:sz w:val="22"/>
+        </w:rPr>
+        <w:t xml:space="preserve">Лёша: </w:t>
+      </w:r>
+      <w:r>
+        <w:rPr>
+          <w:rFonts w:ascii="Times New Roman" w:hAnsi="Times New Roman" w:eastAsia="Malgun Gothic"/>
+          <w:b w:val="0"/>
+          <w:i w:val="0"/>
+          <w:sz w:val="22"/>
+        </w:rPr>
+        <w:t>Михаил Егорович говорит, что лес держится. Техника стоит у кладбища, дальше пока не пошла.</w:t>
+      </w:r>
+    </w:p>
+    <w:p>
+      <w:pPr>
+        <w:spacing w:before="0" w:after="110" w:line="300" w:lineRule="auto"/>
+      </w:pPr>
+      <w:r>
+        <w:rPr>
+          <w:rFonts w:ascii="Times New Roman" w:hAnsi="Times New Roman" w:eastAsia="Malgun Gothic"/>
+          <w:b/>
+          <w:i w:val="0"/>
+          <w:sz w:val="22"/>
+        </w:rPr>
+        <w:t xml:space="preserve">Ольга: </w:t>
+      </w:r>
+      <w:r>
+        <w:rPr>
+          <w:rFonts w:ascii="Times New Roman" w:hAnsi="Times New Roman" w:eastAsia="Malgun Gothic"/>
+          <w:b w:val="0"/>
+          <w:i/>
+          <w:color w:val="555555"/>
+          <w:sz w:val="22"/>
+        </w:rPr>
+        <w:t>(закрывает глаза)</w:t>
+      </w:r>
+      <w:r>
+        <w:rPr>
+          <w:rFonts w:ascii="Times New Roman" w:hAnsi="Times New Roman" w:eastAsia="Malgun Gothic"/>
+          <w:b w:val="0"/>
+          <w:i w:val="0"/>
+          <w:sz w:val="22"/>
+        </w:rPr>
+        <w:t xml:space="preserve"> Пока. Хорошее слово, Алексей. В нашем деле самое честное.</w:t>
+      </w:r>
+    </w:p>
+    <w:p>
+      <w:pPr>
+        <w:spacing w:before="0" w:after="110" w:line="300" w:lineRule="auto"/>
+      </w:pPr>
+      <w:r>
+        <w:rPr>
+          <w:rFonts w:ascii="Times New Roman" w:hAnsi="Times New Roman" w:eastAsia="Malgun Gothic"/>
+          <w:b/>
+          <w:i w:val="0"/>
+          <w:sz w:val="22"/>
+        </w:rPr>
+        <w:t xml:space="preserve">Лёша: </w:t>
+      </w:r>
+      <w:r>
+        <w:rPr>
+          <w:rFonts w:ascii="Times New Roman" w:hAnsi="Times New Roman" w:eastAsia="Malgun Gothic"/>
+          <w:b w:val="0"/>
+          <w:i w:val="0"/>
+          <w:sz w:val="22"/>
+        </w:rPr>
+        <w:t>Отец спросил, правда ли вам могут дать семь лет.</w:t>
+      </w:r>
+    </w:p>
+    <w:p>
+      <w:pPr>
+        <w:spacing w:before="0" w:after="110" w:line="300" w:lineRule="auto"/>
+      </w:pPr>
+      <w:r>
+        <w:rPr>
+          <w:rFonts w:ascii="Times New Roman" w:hAnsi="Times New Roman" w:eastAsia="Malgun Gothic"/>
+          <w:b/>
+          <w:i w:val="0"/>
+          <w:sz w:val="22"/>
+        </w:rPr>
+        <w:t xml:space="preserve">Ольга: </w:t>
+      </w:r>
+      <w:r>
+        <w:rPr>
+          <w:rFonts w:ascii="Times New Roman" w:hAnsi="Times New Roman" w:eastAsia="Malgun Gothic"/>
+          <w:b w:val="0"/>
+          <w:i w:val="0"/>
+          <w:sz w:val="22"/>
+        </w:rPr>
+        <w:t>И что вы ему ответили?</w:t>
+      </w:r>
+    </w:p>
+    <w:p>
+      <w:pPr>
+        <w:spacing w:before="0" w:after="110" w:line="300" w:lineRule="auto"/>
+      </w:pPr>
+      <w:r>
+        <w:rPr>
+          <w:rFonts w:ascii="Times New Roman" w:hAnsi="Times New Roman" w:eastAsia="Malgun Gothic"/>
+          <w:b/>
+          <w:i w:val="0"/>
+          <w:sz w:val="22"/>
+        </w:rPr>
+        <w:t xml:space="preserve">Лёша: </w:t>
+      </w:r>
+      <w:r>
+        <w:rPr>
+          <w:rFonts w:ascii="Times New Roman" w:hAnsi="Times New Roman" w:eastAsia="Malgun Gothic"/>
+          <w:b w:val="0"/>
+          <w:i w:val="0"/>
+          <w:sz w:val="22"/>
+        </w:rPr>
+        <w:t>Правду.</w:t>
+      </w:r>
+    </w:p>
+    <w:p>
+      <w:pPr>
+        <w:spacing w:before="0" w:after="110" w:line="300" w:lineRule="auto"/>
+      </w:pPr>
+      <w:r>
+        <w:rPr>
+          <w:rFonts w:ascii="Times New Roman" w:hAnsi="Times New Roman" w:eastAsia="Malgun Gothic"/>
+          <w:b/>
+          <w:i w:val="0"/>
+          <w:sz w:val="22"/>
+        </w:rPr>
+        <w:t xml:space="preserve">Ольга: </w:t>
+      </w:r>
+      <w:r>
+        <w:rPr>
+          <w:rFonts w:ascii="Times New Roman" w:hAnsi="Times New Roman" w:eastAsia="Malgun Gothic"/>
+          <w:b w:val="0"/>
+          <w:i w:val="0"/>
+          <w:sz w:val="22"/>
+        </w:rPr>
+        <w:t>Правильно. Отцам надо говорить правду. Они её всё равно чуют, как бы вы ни прятали.</w:t>
+      </w:r>
+    </w:p>
+    <w:p>
+      <w:pPr>
+        <w:spacing w:before="0" w:after="110" w:line="300" w:lineRule="auto"/>
+      </w:pPr>
+      <w:r>
+        <w:rPr>
+          <w:rFonts w:ascii="Times New Roman" w:hAnsi="Times New Roman" w:eastAsia="Malgun Gothic"/>
+          <w:b/>
+          <w:i w:val="0"/>
+          <w:sz w:val="22"/>
+        </w:rPr>
+        <w:t xml:space="preserve">Лёша: </w:t>
+      </w:r>
+      <w:r>
+        <w:rPr>
+          <w:rFonts w:ascii="Times New Roman" w:hAnsi="Times New Roman" w:eastAsia="Malgun Gothic"/>
+          <w:b w:val="0"/>
+          <w:i w:val="0"/>
+          <w:sz w:val="22"/>
+        </w:rPr>
+        <w:t>Следователь будет просить продлить домашний арест ещё на два месяца. Суд в среду.</w:t>
+      </w:r>
+    </w:p>
+    <w:p>
+      <w:pPr>
+        <w:spacing w:before="0" w:after="110" w:line="300" w:lineRule="auto"/>
+      </w:pPr>
+      <w:r>
+        <w:rPr>
+          <w:rFonts w:ascii="Times New Roman" w:hAnsi="Times New Roman" w:eastAsia="Malgun Gothic"/>
+          <w:b/>
+          <w:i w:val="0"/>
+          <w:sz w:val="22"/>
+        </w:rPr>
+        <w:t xml:space="preserve">Ольга: </w:t>
+      </w:r>
+      <w:r>
+        <w:rPr>
+          <w:rFonts w:ascii="Times New Roman" w:hAnsi="Times New Roman" w:eastAsia="Malgun Gothic"/>
+          <w:b w:val="0"/>
+          <w:i w:val="0"/>
+          <w:sz w:val="22"/>
+        </w:rPr>
+        <w:t>Пусть продлевают. Главное — не СИЗО. Идите, Алексей. У вас в Москве люди, которым сейчас страшнее, чем мне.</w:t>
+      </w:r>
+    </w:p>
+    <w:p>
+      <w:pPr>
+        <w:keepNext/>
+        <w:spacing w:before="320" w:after="140"/>
+      </w:pPr>
+      <w:r>
+        <w:rPr>
+          <w:rFonts w:ascii="Times New Roman" w:hAnsi="Times New Roman" w:eastAsia="Malgun Gothic"/>
+          <w:b/>
+          <w:i w:val="0"/>
+          <w:color w:val="1F3864"/>
+          <w:sz w:val="26"/>
+        </w:rPr>
+        <w:t>핵심 문학 인용</w:t>
+      </w:r>
+    </w:p>
+    <w:p>
+      <w:pPr>
+        <w:spacing w:before="0" w:after="120"/>
+      </w:pPr>
+      <w:r>
+        <w:rPr>
+          <w:rFonts w:ascii="Times New Roman" w:hAnsi="Times New Roman" w:eastAsia="Malgun Gothic"/>
+          <w:b/>
+          <w:i w:val="0"/>
+          <w:sz w:val="22"/>
+        </w:rPr>
+        <w:t>Лев Толстой, «Анна Каренина» (первая фраза романа): «Все счастливые семьи похожи друг на друга, каждая несчастливая семья несчастлива по-своему»</w:t>
+      </w:r>
+      <w:r>
+        <w:rPr>
+          <w:rFonts w:ascii="Times New Roman" w:hAnsi="Times New Roman" w:eastAsia="Malgun Gothic"/>
+          <w:b w:val="0"/>
+          <w:i w:val="0"/>
+          <w:sz w:val="22"/>
+        </w:rPr>
         <w:t xml:space="preserve"> — 한국어 해설: 남편과 아들이 부딪친 직후 어머니 안나가 인용한다. 오를로프 가족의 불행은 서로 다른 두려움(생계와 신념)에서 비롯되지만, 그 '각자의 불행'이 가족을 갈라놓게 두지 않겠다는 중재의 말이다 (장면 4).</w:t>
+      </w:r>
+    </w:p>
+    <w:p>
+      <w:pPr>
+        <w:spacing w:before="0" w:after="120"/>
+      </w:pPr>
+      <w:r>
+        <w:rPr>
+          <w:rFonts w:ascii="Times New Roman" w:hAnsi="Times New Roman" w:eastAsia="Malgun Gothic"/>
+          <w:b/>
+          <w:i w:val="0"/>
+          <w:sz w:val="22"/>
+        </w:rPr>
+        <w:t>Русская пословица: «Яблоко от яблони недалеко падает»</w:t>
+      </w:r>
+      <w:r>
+        <w:rPr>
+          <w:rFonts w:ascii="Times New Roman" w:hAnsi="Times New Roman" w:eastAsia="Malgun Gothic"/>
+          <w:b w:val="0"/>
+          <w:i w:val="0"/>
+          <w:sz w:val="22"/>
+        </w:rPr>
+        <w:t xml:space="preserve"> — 한국어 해설: 마당에서 이웃 쿠즈민이 "사과는 사과나무에서 멀리 떨어지지 않는다"며 아들 때문에 아버지까지 휩쓸려 갈 거라고 비아냥거린다. 니콜라이는 같은 속담을 뒤집어 "멀리 떨어지지 않아도 좋다, 그 사과가 부끄럽지 않다"고 받아친다. 해고의 분노 속에서도 이웃 앞에서는 아들 편에 서는 순간이며, 이어지는 "우리에게"라는 혼잣말로 화해가 시작된다 (장면 5).</w:t>
       </w:r>
     </w:p>
     <w:p>

--- a/러시아 인권변호사/2부/2부_8화_가족의_대가.docx
+++ b/러시아 인권변호사/2부/2부_8화_가족의_대가.docx
@@ -236,7 +236,7 @@
           <w:i w:val="0"/>
           <w:sz w:val="22"/>
         </w:rPr>
-        <w:t xml:space="preserve"> Четыре дня. Он даже недели не стал ждать.</w:t>
+        <w:t xml:space="preserve"> Считаные дни. Он даже недели не стал ждать.</w:t>
       </w:r>
     </w:p>
     <w:p>
@@ -2329,7 +2329,7 @@
           <w:i w:val="0"/>
           <w:sz w:val="22"/>
         </w:rPr>
-        <w:t>На Заречной. Завтра к ней зайду. Защитнику можно, остальным — нет.</w:t>
+        <w:t>На Заречной, в съёмной квартире — она там зарегистрирована. Завтра к ней зайду. Защитнику можно, остальным — нет.</w:t>
       </w:r>
     </w:p>
     <w:p>
@@ -2994,7 +2994,7 @@
           <w:color w:val="555555"/>
           <w:sz w:val="22"/>
         </w:rPr>
-        <w:t>(маленькая квартира; на щиколотке у Ольги — электронный браслет)</w:t>
+        <w:t>(маленькая съёмная квартира; на щиколотке у Ольги — электронный браслет)</w:t>
       </w:r>
     </w:p>
     <w:p>
@@ -3392,7 +3392,7 @@
           <w:i w:val="0"/>
           <w:sz w:val="22"/>
         </w:rPr>
-        <w:t>Следователь будет просить продлить домашний арест ещё на два месяца. Суд в среду.</w:t>
+        <w:t>Следователь будет просить продлить домашний арест ещё на два месяца. Суд в следующем месяце.</w:t>
       </w:r>
     </w:p>
     <w:p>

--- a/러시아 인권변호사/2부/2부_8화_가족의_대가.docx
+++ b/러시아 인권변호사/2부/2부_8화_가족의_대가.docx
@@ -36,7 +36,7 @@
           <w:i w:val="0"/>
           <w:sz w:val="22"/>
         </w:rPr>
-        <w:t>니콜라이 표도로비치 오를로프(료샤의 아버지, 시브자보드 정비공 출신 연금생활자) / 안나 미하일로브나 오를로바(료샤의 어머니) / 알렉세이 “료샤” 오를로프(«스베트» 대표) / 발레리 페트로비치 쿠즈민(이웃, 신규) / 올가 네스테로바(가택연금 중, 료샤가 변호인 자격으로 방문) / 스타니슬라프 호도렌코(니콜라이의 옛 직장 동료, 언급만)</w:t>
+        <w:t>니콜라이 표도로비치 오를로프(료샤의 아버지, 시브자보드 정비공 출신 연금생활자) / 안나 미하일로브나 오를로바(료샤의 어머니) / 알렉세이 “료샤” 오를로프(«스베트» 대표) / 발레리 페트로비치 쿠즈민(이웃, 신규) / 세라피마 파블로브나(같은 동 3층 이웃, 단역) / 올가 네스테로바(가택연금 중, 료샤가 변호인 자격으로 방문) / 스타니슬라프 호도렌코(니콜라이의 옛 직장 동료, 언급만)</w:t>
       </w:r>
     </w:p>
     <w:p>
@@ -2979,7 +2979,7 @@
           <w:color w:val="1F3864"/>
           <w:sz w:val="26"/>
         </w:rPr>
-        <w:t>장면 9 — 다음 날, 자레치나야 거리. 가택연금 중인 올가</w:t>
+        <w:t>장면 9 — 다음 날 아침, 마당과 차고와 부엌</w:t>
       </w:r>
     </w:p>
     <w:p>
@@ -2994,7 +2994,7 @@
           <w:color w:val="555555"/>
           <w:sz w:val="22"/>
         </w:rPr>
-        <w:t>(маленькая съёмная квартира; на щиколотке у Ольги — электронный браслет)</w:t>
+        <w:t>(утро; Лёша выносит мусор. У подъезда — соседка с тяжёлой сумкой)</w:t>
       </w:r>
     </w:p>
     <w:p>
@@ -3008,7 +3008,7 @@
           <w:i w:val="0"/>
           <w:sz w:val="22"/>
         </w:rPr>
-        <w:t xml:space="preserve">Ольга: </w:t>
+        <w:t xml:space="preserve">Серафима: </w:t>
       </w:r>
       <w:r>
         <w:rPr>
@@ -3017,7 +3017,7 @@
           <w:i w:val="0"/>
           <w:sz w:val="22"/>
         </w:rPr>
-        <w:t>Алексей! Проходите. Инспектор был утром, так что до вечера нас никто не потревожит. Как отец?</w:t>
+        <w:t>Батюшки, Лёшенька! Ты ли это?</w:t>
       </w:r>
     </w:p>
     <w:p>
@@ -3040,7 +3040,7 @@
           <w:i w:val="0"/>
           <w:sz w:val="22"/>
         </w:rPr>
-        <w:t>Уволили. Сверху велели не держать родственников «активистов».</w:t>
+        <w:t>Я, Серафима Павловна. Доброе утро.</w:t>
       </w:r>
     </w:p>
     <w:p>
@@ -3054,7 +3054,62 @@
           <w:i w:val="0"/>
           <w:sz w:val="22"/>
         </w:rPr>
-        <w:t xml:space="preserve">Ольга: </w:t>
+        <w:t xml:space="preserve">Серафима: </w:t>
+      </w:r>
+      <w:r>
+        <w:rPr>
+          <w:rFonts w:ascii="Times New Roman" w:hAnsi="Times New Roman" w:eastAsia="Malgun Gothic"/>
+          <w:b w:val="0"/>
+          <w:i w:val="0"/>
+          <w:sz w:val="22"/>
+        </w:rPr>
+        <w:t>Доброе, доброе. Похудел-то как. Мать хоть кормит?</w:t>
+      </w:r>
+    </w:p>
+    <w:p>
+      <w:pPr>
+        <w:spacing w:before="0" w:after="110" w:line="300" w:lineRule="auto"/>
+      </w:pPr>
+      <w:r>
+        <w:rPr>
+          <w:rFonts w:ascii="Times New Roman" w:hAnsi="Times New Roman" w:eastAsia="Malgun Gothic"/>
+          <w:b/>
+          <w:i w:val="0"/>
+          <w:sz w:val="22"/>
+        </w:rPr>
+        <w:t xml:space="preserve">Лёша: </w:t>
+      </w:r>
+      <w:r>
+        <w:rPr>
+          <w:rFonts w:ascii="Times New Roman" w:hAnsi="Times New Roman" w:eastAsia="Malgun Gothic"/>
+          <w:b w:val="0"/>
+          <w:i w:val="0"/>
+          <w:sz w:val="22"/>
+        </w:rPr>
+        <w:t>Ещё как. Вчера котлеты были.</w:t>
+      </w:r>
+    </w:p>
+    <w:p>
+      <w:pPr>
+        <w:spacing w:before="0" w:after="110" w:line="300" w:lineRule="auto"/>
+      </w:pPr>
+      <w:r>
+        <w:rPr>
+          <w:rFonts w:ascii="Times New Roman" w:hAnsi="Times New Roman" w:eastAsia="Malgun Gothic"/>
+          <w:b/>
+          <w:i w:val="0"/>
+          <w:sz w:val="22"/>
+        </w:rPr>
+        <w:t xml:space="preserve">Серафима: </w:t>
+      </w:r>
+      <w:r>
+        <w:rPr>
+          <w:rFonts w:ascii="Times New Roman" w:hAnsi="Times New Roman" w:eastAsia="Malgun Gothic"/>
+          <w:b w:val="0"/>
+          <w:i w:val="0"/>
+          <w:sz w:val="22"/>
+        </w:rPr>
+        <w:t xml:space="preserve">Ну, Анины котлеты — это святое. </w:t>
       </w:r>
       <w:r>
         <w:rPr>
@@ -3064,7 +3119,7 @@
           <w:color w:val="555555"/>
           <w:sz w:val="22"/>
         </w:rPr>
-        <w:t>(пауза)</w:t>
+        <w:t>(ставит сумку, переводит дух)</w:t>
       </w:r>
       <w:r>
         <w:rPr>
@@ -3073,7 +3128,7 @@
           <w:i w:val="0"/>
           <w:sz w:val="22"/>
         </w:rPr>
-        <w:t xml:space="preserve"> Крылов обещал вам барский гнев. Быстро он.</w:t>
+        <w:t xml:space="preserve"> Ох, тяжёлая, зараза…</w:t>
       </w:r>
     </w:p>
     <w:p>
@@ -3096,7 +3151,7 @@
           <w:i w:val="0"/>
           <w:sz w:val="22"/>
         </w:rPr>
-        <w:t>Отец просил передать: они с мамой — за вас. «От старого механика».</w:t>
+        <w:t>Давайте донесу. Вам на какой?</w:t>
       </w:r>
     </w:p>
     <w:p>
@@ -3110,8 +3165,22 @@
           <w:i w:val="0"/>
           <w:sz w:val="22"/>
         </w:rPr>
-        <w:t xml:space="preserve">Ольга: </w:t>
-      </w:r>
+        <w:t xml:space="preserve">Серафима: </w:t>
+      </w:r>
+      <w:r>
+        <w:rPr>
+          <w:rFonts w:ascii="Times New Roman" w:hAnsi="Times New Roman" w:eastAsia="Malgun Gothic"/>
+          <w:b w:val="0"/>
+          <w:i w:val="0"/>
+          <w:sz w:val="22"/>
+        </w:rPr>
+        <w:t>На третий, сынок. Дай бог тебе здоровья. И отцу передай: тачку он мне обещал, как колесо починит. Мне на огород.</w:t>
+      </w:r>
+    </w:p>
+    <w:p>
+      <w:pPr>
+        <w:spacing w:before="0" w:after="110" w:line="300" w:lineRule="auto"/>
+      </w:pPr>
       <w:r>
         <w:rPr>
           <w:rFonts w:ascii="Times New Roman" w:hAnsi="Times New Roman" w:eastAsia="Malgun Gothic"/>
@@ -3120,16 +3189,7 @@
           <w:color w:val="555555"/>
           <w:sz w:val="22"/>
         </w:rPr>
-        <w:t>(отворачивается к окну, долго молчит)</w:t>
-      </w:r>
-      <w:r>
-        <w:rPr>
-          <w:rFonts w:ascii="Times New Roman" w:hAnsi="Times New Roman" w:eastAsia="Malgun Gothic"/>
-          <w:b w:val="0"/>
-          <w:i w:val="0"/>
-          <w:sz w:val="22"/>
-        </w:rPr>
-        <w:t xml:space="preserve"> Скажите ему, что я этого не забуду. В моём положении такие слова дороже хорошего адвоката. Не обижайтесь.</w:t>
+        <w:t>(гараж; Николай на корточках у садовой тачки)</w:t>
       </w:r>
     </w:p>
     <w:p>
@@ -3152,7 +3212,7 @@
           <w:i w:val="0"/>
           <w:sz w:val="22"/>
         </w:rPr>
-        <w:t>Не обижаюсь. Как вы тут?</w:t>
+        <w:t>Пап, Серафима Павловна про тачку спрашивает.</w:t>
       </w:r>
     </w:p>
     <w:p>
@@ -3166,7 +3226,7 @@
           <w:i w:val="0"/>
           <w:sz w:val="22"/>
         </w:rPr>
-        <w:t xml:space="preserve">Ольга: </w:t>
+        <w:t xml:space="preserve">Николай: </w:t>
       </w:r>
       <w:r>
         <w:rPr>
@@ -3175,7 +3235,7 @@
           <w:i w:val="0"/>
           <w:sz w:val="22"/>
         </w:rPr>
-        <w:t>Браслет натирает, телевизор врёт, соседка носит пирожки и делает вид, что не знает, кто я. Жить можно.</w:t>
+        <w:t>Знаю, знаю. Вторую неделю спрашивает. Колесо, видишь, восьмёркой пошло, и подшипник хрустит.</w:t>
       </w:r>
     </w:p>
     <w:p>
@@ -3198,7 +3258,7 @@
           <w:i w:val="0"/>
           <w:sz w:val="22"/>
         </w:rPr>
-        <w:t>Может, вам что-то нужно? Книги, лекарства?</w:t>
+        <w:t>Помочь?</w:t>
       </w:r>
     </w:p>
     <w:p>
@@ -3212,7 +3272,7 @@
           <w:i w:val="0"/>
           <w:sz w:val="22"/>
         </w:rPr>
-        <w:t xml:space="preserve">Ольга: </w:t>
+        <w:t xml:space="preserve">Николай: </w:t>
       </w:r>
       <w:r>
         <w:rPr>
@@ -3221,7 +3281,7 @@
           <w:i w:val="0"/>
           <w:sz w:val="22"/>
         </w:rPr>
-        <w:t>Книг у меня на три года вперёд. Лекарства соседка покупает. Если хотите помочь — привезите в следующий раз свежие новости из Тайболы. Настоящие, не из телевизора.</w:t>
+        <w:t>А ты умеешь? Юрист.</w:t>
       </w:r>
     </w:p>
     <w:p>
@@ -3244,7 +3304,7 @@
           <w:i w:val="0"/>
           <w:sz w:val="22"/>
         </w:rPr>
-        <w:t>Михаил Егорович говорит, что лес держится. Техника стоит у кладбища, дальше пока не пошла.</w:t>
+        <w:t>Ключ от отвёртки отличу.</w:t>
       </w:r>
     </w:p>
     <w:p>
@@ -3258,7 +3318,53 @@
           <w:i w:val="0"/>
           <w:sz w:val="22"/>
         </w:rPr>
-        <w:t xml:space="preserve">Ольга: </w:t>
+        <w:t xml:space="preserve">Николай: </w:t>
+      </w:r>
+      <w:r>
+        <w:rPr>
+          <w:rFonts w:ascii="Times New Roman" w:hAnsi="Times New Roman" w:eastAsia="Malgun Gothic"/>
+          <w:b w:val="0"/>
+          <w:i w:val="0"/>
+          <w:sz w:val="22"/>
+        </w:rPr>
+        <w:t>Уже прогресс. Держи, чтоб не завалилась. Крепче держи.</w:t>
+      </w:r>
+    </w:p>
+    <w:p>
+      <w:pPr>
+        <w:spacing w:before="0" w:after="110" w:line="300" w:lineRule="auto"/>
+      </w:pPr>
+      <w:r>
+        <w:rPr>
+          <w:rFonts w:ascii="Times New Roman" w:hAnsi="Times New Roman" w:eastAsia="Malgun Gothic"/>
+          <w:b/>
+          <w:i w:val="0"/>
+          <w:sz w:val="22"/>
+        </w:rPr>
+        <w:t xml:space="preserve">Лёша: </w:t>
+      </w:r>
+      <w:r>
+        <w:rPr>
+          <w:rFonts w:ascii="Times New Roman" w:hAnsi="Times New Roman" w:eastAsia="Malgun Gothic"/>
+          <w:b w:val="0"/>
+          <w:i w:val="0"/>
+          <w:sz w:val="22"/>
+        </w:rPr>
+        <w:t>Держу.</w:t>
+      </w:r>
+    </w:p>
+    <w:p>
+      <w:pPr>
+        <w:spacing w:before="0" w:after="110" w:line="300" w:lineRule="auto"/>
+      </w:pPr>
+      <w:r>
+        <w:rPr>
+          <w:rFonts w:ascii="Times New Roman" w:hAnsi="Times New Roman" w:eastAsia="Malgun Gothic"/>
+          <w:b/>
+          <w:i w:val="0"/>
+          <w:sz w:val="22"/>
+        </w:rPr>
+        <w:t xml:space="preserve">Николай: </w:t>
       </w:r>
       <w:r>
         <w:rPr>
@@ -3268,7 +3374,7 @@
           <w:color w:val="555555"/>
           <w:sz w:val="22"/>
         </w:rPr>
-        <w:t>(закрывает глаза)</w:t>
+        <w:t>(тянет гайку)</w:t>
       </w:r>
       <w:r>
         <w:rPr>
@@ -3277,7 +3383,7 @@
           <w:i w:val="0"/>
           <w:sz w:val="22"/>
         </w:rPr>
-        <w:t xml:space="preserve"> Пока. Хорошее слово, Алексей. В нашем деле самое честное.</w:t>
+        <w:t xml:space="preserve"> Прикипела, зараза… Дай-ка вон ту брызгалку, синюю. Побрызгай на гайку. Да не на меня!</w:t>
       </w:r>
     </w:p>
     <w:p>
@@ -3300,7 +3406,7 @@
           <w:i w:val="0"/>
           <w:sz w:val="22"/>
         </w:rPr>
-        <w:t>Отец спросил, правда ли вам могут дать семь лет.</w:t>
+        <w:t>Ой, прости, пап.</w:t>
       </w:r>
     </w:p>
     <w:p>
@@ -3314,16 +3420,45 @@
           <w:i w:val="0"/>
           <w:sz w:val="22"/>
         </w:rPr>
-        <w:t xml:space="preserve">Ольга: </w:t>
+        <w:t xml:space="preserve">Николай: </w:t>
       </w:r>
       <w:r>
         <w:rPr>
           <w:rFonts w:ascii="Times New Roman" w:hAnsi="Times New Roman" w:eastAsia="Malgun Gothic"/>
           <w:b w:val="0"/>
-          <w:i w:val="0"/>
-          <w:sz w:val="22"/>
-        </w:rPr>
-        <w:t>И что вы ему ответили?</w:t>
+          <w:i/>
+          <w:color w:val="555555"/>
+          <w:sz w:val="22"/>
+        </w:rPr>
+        <w:t>(крутит)</w:t>
+      </w:r>
+      <w:r>
+        <w:rPr>
+          <w:rFonts w:ascii="Times New Roman" w:hAnsi="Times New Roman" w:eastAsia="Malgun Gothic"/>
+          <w:b w:val="0"/>
+          <w:i w:val="0"/>
+          <w:sz w:val="22"/>
+        </w:rPr>
+        <w:t xml:space="preserve"> Пошла, пошла, родимая. Вот. </w:t>
+      </w:r>
+      <w:r>
+        <w:rPr>
+          <w:rFonts w:ascii="Times New Roman" w:hAnsi="Times New Roman" w:eastAsia="Malgun Gothic"/>
+          <w:b w:val="0"/>
+          <w:i/>
+          <w:color w:val="555555"/>
+          <w:sz w:val="22"/>
+        </w:rPr>
+        <w:t>(показывает подшипник)</w:t>
+      </w:r>
+      <w:r>
+        <w:rPr>
+          <w:rFonts w:ascii="Times New Roman" w:hAnsi="Times New Roman" w:eastAsia="Malgun Gothic"/>
+          <w:b w:val="0"/>
+          <w:i w:val="0"/>
+          <w:sz w:val="22"/>
+        </w:rPr>
+        <w:t xml:space="preserve"> Видишь? Рассыпался весь. Новый ставить надо. Вон, в банке из-под кофе, на второй полке, — достань-ка.</w:t>
       </w:r>
     </w:p>
     <w:p>
@@ -3343,10 +3478,20 @@
         <w:rPr>
           <w:rFonts w:ascii="Times New Roman" w:hAnsi="Times New Roman" w:eastAsia="Malgun Gothic"/>
           <w:b w:val="0"/>
-          <w:i w:val="0"/>
-          <w:sz w:val="22"/>
-        </w:rPr>
-        <w:t>Правду.</w:t>
+          <w:i/>
+          <w:color w:val="555555"/>
+          <w:sz w:val="22"/>
+        </w:rPr>
+        <w:t>(роется)</w:t>
+      </w:r>
+      <w:r>
+        <w:rPr>
+          <w:rFonts w:ascii="Times New Roman" w:hAnsi="Times New Roman" w:eastAsia="Malgun Gothic"/>
+          <w:b w:val="0"/>
+          <w:i w:val="0"/>
+          <w:sz w:val="22"/>
+        </w:rPr>
+        <w:t xml:space="preserve"> Этот?</w:t>
       </w:r>
     </w:p>
     <w:p>
@@ -3360,7 +3505,7 @@
           <w:i w:val="0"/>
           <w:sz w:val="22"/>
         </w:rPr>
-        <w:t xml:space="preserve">Ольга: </w:t>
+        <w:t xml:space="preserve">Николай: </w:t>
       </w:r>
       <w:r>
         <w:rPr>
@@ -3369,7 +3514,7 @@
           <w:i w:val="0"/>
           <w:sz w:val="22"/>
         </w:rPr>
-        <w:t>Правильно. Отцам надо говорить правду. Они её всё равно чуют, как бы вы ни прятали.</w:t>
+        <w:t>Этот. Глаз у тебя ещё не совсем московский.</w:t>
       </w:r>
     </w:p>
     <w:p>
@@ -3379,20 +3524,12 @@
       <w:r>
         <w:rPr>
           <w:rFonts w:ascii="Times New Roman" w:hAnsi="Times New Roman" w:eastAsia="Malgun Gothic"/>
-          <w:b/>
-          <w:i w:val="0"/>
-          <w:sz w:val="22"/>
-        </w:rPr>
-        <w:t xml:space="preserve">Лёша: </w:t>
-      </w:r>
-      <w:r>
-        <w:rPr>
-          <w:rFonts w:ascii="Times New Roman" w:hAnsi="Times New Roman" w:eastAsia="Malgun Gothic"/>
           <w:b w:val="0"/>
-          <w:i w:val="0"/>
-          <w:sz w:val="22"/>
-        </w:rPr>
-        <w:t>Следователь будет просить продлить домашний арест ещё на два месяца. Суд в следующем месяце.</w:t>
+          <w:i/>
+          <w:color w:val="555555"/>
+          <w:sz w:val="22"/>
+        </w:rPr>
+        <w:t>(звонит телефон Лёши)</w:t>
       </w:r>
     </w:p>
     <w:p>
@@ -3406,7 +3543,7 @@
           <w:i w:val="0"/>
           <w:sz w:val="22"/>
         </w:rPr>
-        <w:t xml:space="preserve">Ольга: </w:t>
+        <w:t xml:space="preserve">Лёша: </w:t>
       </w:r>
       <w:r>
         <w:rPr>
@@ -3415,11 +3552,522 @@
           <w:i w:val="0"/>
           <w:sz w:val="22"/>
         </w:rPr>
-        <w:t>Пусть продлевают. Главное — не СИЗО. Идите, Алексей. У вас в Москве люди, которым сейчас страшнее, чем мне.</w:t>
+        <w:t>Да, мам.</w:t>
       </w:r>
     </w:p>
     <w:p>
       <w:pPr>
+        <w:spacing w:before="0" w:after="110" w:line="300" w:lineRule="auto"/>
+      </w:pPr>
+      <w:r>
+        <w:rPr>
+          <w:rFonts w:ascii="Times New Roman" w:hAnsi="Times New Roman" w:eastAsia="Malgun Gothic"/>
+          <w:b/>
+          <w:i w:val="0"/>
+          <w:sz w:val="22"/>
+        </w:rPr>
+        <w:t xml:space="preserve">Анна: </w:t>
+      </w:r>
+      <w:r>
+        <w:rPr>
+          <w:rFonts w:ascii="Times New Roman" w:hAnsi="Times New Roman" w:eastAsia="Malgun Gothic"/>
+          <w:b w:val="0"/>
+          <w:i/>
+          <w:color w:val="555555"/>
+          <w:sz w:val="22"/>
+        </w:rPr>
+        <w:t>(по телефону)</w:t>
+      </w:r>
+      <w:r>
+        <w:rPr>
+          <w:rFonts w:ascii="Times New Roman" w:hAnsi="Times New Roman" w:eastAsia="Malgun Gothic"/>
+          <w:b w:val="0"/>
+          <w:i w:val="0"/>
+          <w:sz w:val="22"/>
+        </w:rPr>
+        <w:t xml:space="preserve"> Вы там долго ещё? Сырники стынут.</w:t>
+      </w:r>
+    </w:p>
+    <w:p>
+      <w:pPr>
+        <w:spacing w:before="0" w:after="110" w:line="300" w:lineRule="auto"/>
+      </w:pPr>
+      <w:r>
+        <w:rPr>
+          <w:rFonts w:ascii="Times New Roman" w:hAnsi="Times New Roman" w:eastAsia="Malgun Gothic"/>
+          <w:b/>
+          <w:i w:val="0"/>
+          <w:sz w:val="22"/>
+        </w:rPr>
+        <w:t xml:space="preserve">Лёша: </w:t>
+      </w:r>
+      <w:r>
+        <w:rPr>
+          <w:rFonts w:ascii="Times New Roman" w:hAnsi="Times New Roman" w:eastAsia="Malgun Gothic"/>
+          <w:b w:val="0"/>
+          <w:i w:val="0"/>
+          <w:sz w:val="22"/>
+        </w:rPr>
+        <w:t>Минут десять, мам. Колесо доделываем.</w:t>
+      </w:r>
+    </w:p>
+    <w:p>
+      <w:pPr>
+        <w:spacing w:before="0" w:after="110" w:line="300" w:lineRule="auto"/>
+      </w:pPr>
+      <w:r>
+        <w:rPr>
+          <w:rFonts w:ascii="Times New Roman" w:hAnsi="Times New Roman" w:eastAsia="Malgun Gothic"/>
+          <w:b/>
+          <w:i w:val="0"/>
+          <w:sz w:val="22"/>
+        </w:rPr>
+        <w:t xml:space="preserve">Анна: </w:t>
+      </w:r>
+      <w:r>
+        <w:rPr>
+          <w:rFonts w:ascii="Times New Roman" w:hAnsi="Times New Roman" w:eastAsia="Malgun Gothic"/>
+          <w:b w:val="0"/>
+          <w:i w:val="0"/>
+          <w:sz w:val="22"/>
+        </w:rPr>
+        <w:t>Десять — это у отца полчаса. Руки там отмойте, слышишь? Всё, жду.</w:t>
+      </w:r>
+    </w:p>
+    <w:p>
+      <w:pPr>
+        <w:spacing w:before="0" w:after="110" w:line="300" w:lineRule="auto"/>
+      </w:pPr>
+      <w:r>
+        <w:rPr>
+          <w:rFonts w:ascii="Times New Roman" w:hAnsi="Times New Roman" w:eastAsia="Malgun Gothic"/>
+          <w:b/>
+          <w:i w:val="0"/>
+          <w:sz w:val="22"/>
+        </w:rPr>
+        <w:t xml:space="preserve">Лёша: </w:t>
+      </w:r>
+      <w:r>
+        <w:rPr>
+          <w:rFonts w:ascii="Times New Roman" w:hAnsi="Times New Roman" w:eastAsia="Malgun Gothic"/>
+          <w:b w:val="0"/>
+          <w:i w:val="0"/>
+          <w:sz w:val="22"/>
+        </w:rPr>
+        <w:t>Понял, идём. Пока.</w:t>
+      </w:r>
+    </w:p>
+    <w:p>
+      <w:pPr>
+        <w:spacing w:before="0" w:after="110" w:line="300" w:lineRule="auto"/>
+      </w:pPr>
+      <w:r>
+        <w:rPr>
+          <w:rFonts w:ascii="Times New Roman" w:hAnsi="Times New Roman" w:eastAsia="Malgun Gothic"/>
+          <w:b w:val="0"/>
+          <w:i/>
+          <w:color w:val="555555"/>
+          <w:sz w:val="22"/>
+        </w:rPr>
+        <w:t>(кухня)</w:t>
+      </w:r>
+    </w:p>
+    <w:p>
+      <w:pPr>
+        <w:spacing w:before="0" w:after="110" w:line="300" w:lineRule="auto"/>
+      </w:pPr>
+      <w:r>
+        <w:rPr>
+          <w:rFonts w:ascii="Times New Roman" w:hAnsi="Times New Roman" w:eastAsia="Malgun Gothic"/>
+          <w:b/>
+          <w:i w:val="0"/>
+          <w:sz w:val="22"/>
+        </w:rPr>
+        <w:t xml:space="preserve">Анна: </w:t>
+      </w:r>
+      <w:r>
+        <w:rPr>
+          <w:rFonts w:ascii="Times New Roman" w:hAnsi="Times New Roman" w:eastAsia="Malgun Gothic"/>
+          <w:b w:val="0"/>
+          <w:i w:val="0"/>
+          <w:sz w:val="22"/>
+        </w:rPr>
+        <w:t xml:space="preserve">Руки покажи. </w:t>
+      </w:r>
+      <w:r>
+        <w:rPr>
+          <w:rFonts w:ascii="Times New Roman" w:hAnsi="Times New Roman" w:eastAsia="Malgun Gothic"/>
+          <w:b w:val="0"/>
+          <w:i/>
+          <w:color w:val="555555"/>
+          <w:sz w:val="22"/>
+        </w:rPr>
+        <w:t>(смотрит)</w:t>
+      </w:r>
+      <w:r>
+        <w:rPr>
+          <w:rFonts w:ascii="Times New Roman" w:hAnsi="Times New Roman" w:eastAsia="Malgun Gothic"/>
+          <w:b w:val="0"/>
+          <w:i w:val="0"/>
+          <w:sz w:val="22"/>
+        </w:rPr>
+        <w:t xml:space="preserve"> Ну, более-менее. Садись. Хотя нет — сначала сметану из холодильника достань. И чайник поставь.</w:t>
+      </w:r>
+    </w:p>
+    <w:p>
+      <w:pPr>
+        <w:spacing w:before="0" w:after="110" w:line="300" w:lineRule="auto"/>
+      </w:pPr>
+      <w:r>
+        <w:rPr>
+          <w:rFonts w:ascii="Times New Roman" w:hAnsi="Times New Roman" w:eastAsia="Malgun Gothic"/>
+          <w:b/>
+          <w:i w:val="0"/>
+          <w:sz w:val="22"/>
+        </w:rPr>
+        <w:t xml:space="preserve">Лёша: </w:t>
+      </w:r>
+      <w:r>
+        <w:rPr>
+          <w:rFonts w:ascii="Times New Roman" w:hAnsi="Times New Roman" w:eastAsia="Malgun Gothic"/>
+          <w:b w:val="0"/>
+          <w:i w:val="0"/>
+          <w:sz w:val="22"/>
+        </w:rPr>
+        <w:t>Есть, товарищ командир.</w:t>
+      </w:r>
+    </w:p>
+    <w:p>
+      <w:pPr>
+        <w:spacing w:before="0" w:after="110" w:line="300" w:lineRule="auto"/>
+      </w:pPr>
+      <w:r>
+        <w:rPr>
+          <w:rFonts w:ascii="Times New Roman" w:hAnsi="Times New Roman" w:eastAsia="Malgun Gothic"/>
+          <w:b/>
+          <w:i w:val="0"/>
+          <w:sz w:val="22"/>
+        </w:rPr>
+        <w:t xml:space="preserve">Анна: </w:t>
+      </w:r>
+      <w:r>
+        <w:rPr>
+          <w:rFonts w:ascii="Times New Roman" w:hAnsi="Times New Roman" w:eastAsia="Malgun Gothic"/>
+          <w:b w:val="0"/>
+          <w:i w:val="0"/>
+          <w:sz w:val="22"/>
+        </w:rPr>
+        <w:t>Поговори мне ещё. Тебе сколько сырников — три, четыре?</w:t>
+      </w:r>
+    </w:p>
+    <w:p>
+      <w:pPr>
+        <w:spacing w:before="0" w:after="110" w:line="300" w:lineRule="auto"/>
+      </w:pPr>
+      <w:r>
+        <w:rPr>
+          <w:rFonts w:ascii="Times New Roman" w:hAnsi="Times New Roman" w:eastAsia="Malgun Gothic"/>
+          <w:b/>
+          <w:i w:val="0"/>
+          <w:sz w:val="22"/>
+        </w:rPr>
+        <w:t xml:space="preserve">Лёша: </w:t>
+      </w:r>
+      <w:r>
+        <w:rPr>
+          <w:rFonts w:ascii="Times New Roman" w:hAnsi="Times New Roman" w:eastAsia="Malgun Gothic"/>
+          <w:b w:val="0"/>
+          <w:i w:val="0"/>
+          <w:sz w:val="22"/>
+        </w:rPr>
+        <w:t>Два, мам. Мне ещё к Ольге Викторовне.</w:t>
+      </w:r>
+    </w:p>
+    <w:p>
+      <w:pPr>
+        <w:spacing w:before="0" w:after="110" w:line="300" w:lineRule="auto"/>
+      </w:pPr>
+      <w:r>
+        <w:rPr>
+          <w:rFonts w:ascii="Times New Roman" w:hAnsi="Times New Roman" w:eastAsia="Malgun Gothic"/>
+          <w:b/>
+          <w:i w:val="0"/>
+          <w:sz w:val="22"/>
+        </w:rPr>
+        <w:t xml:space="preserve">Анна: </w:t>
+      </w:r>
+      <w:r>
+        <w:rPr>
+          <w:rFonts w:ascii="Times New Roman" w:hAnsi="Times New Roman" w:eastAsia="Malgun Gothic"/>
+          <w:b w:val="0"/>
+          <w:i w:val="0"/>
+          <w:sz w:val="22"/>
+        </w:rPr>
+        <w:t>Два — это не еда, а издевательство. Четыре. И с собой заверну, в дорогу.</w:t>
+      </w:r>
+    </w:p>
+    <w:p>
+      <w:pPr>
+        <w:spacing w:before="0" w:after="110" w:line="300" w:lineRule="auto"/>
+      </w:pPr>
+      <w:r>
+        <w:rPr>
+          <w:rFonts w:ascii="Times New Roman" w:hAnsi="Times New Roman" w:eastAsia="Malgun Gothic"/>
+          <w:b/>
+          <w:i w:val="0"/>
+          <w:sz w:val="22"/>
+        </w:rPr>
+        <w:t xml:space="preserve">Лёша: </w:t>
+      </w:r>
+      <w:r>
+        <w:rPr>
+          <w:rFonts w:ascii="Times New Roman" w:hAnsi="Times New Roman" w:eastAsia="Malgun Gothic"/>
+          <w:b w:val="0"/>
+          <w:i w:val="0"/>
+          <w:sz w:val="22"/>
+        </w:rPr>
+        <w:t>Мам, ну куда мне с собой? Я же на самолёт.</w:t>
+      </w:r>
+    </w:p>
+    <w:p>
+      <w:pPr>
+        <w:spacing w:before="0" w:after="110" w:line="300" w:lineRule="auto"/>
+      </w:pPr>
+      <w:r>
+        <w:rPr>
+          <w:rFonts w:ascii="Times New Roman" w:hAnsi="Times New Roman" w:eastAsia="Malgun Gothic"/>
+          <w:b/>
+          <w:i w:val="0"/>
+          <w:sz w:val="22"/>
+        </w:rPr>
+        <w:t xml:space="preserve">Анна: </w:t>
+      </w:r>
+      <w:r>
+        <w:rPr>
+          <w:rFonts w:ascii="Times New Roman" w:hAnsi="Times New Roman" w:eastAsia="Malgun Gothic"/>
+          <w:b w:val="0"/>
+          <w:i w:val="0"/>
+          <w:sz w:val="22"/>
+        </w:rPr>
+        <w:t>В самолёте одну булку дают, я знаю. Бери, не обижай мать.</w:t>
+      </w:r>
+    </w:p>
+    <w:p>
+      <w:pPr>
+        <w:spacing w:before="0" w:after="110" w:line="300" w:lineRule="auto"/>
+      </w:pPr>
+      <w:r>
+        <w:rPr>
+          <w:rFonts w:ascii="Times New Roman" w:hAnsi="Times New Roman" w:eastAsia="Malgun Gothic"/>
+          <w:b/>
+          <w:i w:val="0"/>
+          <w:sz w:val="22"/>
+        </w:rPr>
+        <w:t xml:space="preserve">Николай: </w:t>
+      </w:r>
+      <w:r>
+        <w:rPr>
+          <w:rFonts w:ascii="Times New Roman" w:hAnsi="Times New Roman" w:eastAsia="Malgun Gothic"/>
+          <w:b w:val="0"/>
+          <w:i/>
+          <w:color w:val="555555"/>
+          <w:sz w:val="22"/>
+        </w:rPr>
+        <w:t>(входит, вытирая руки)</w:t>
+      </w:r>
+      <w:r>
+        <w:rPr>
+          <w:rFonts w:ascii="Times New Roman" w:hAnsi="Times New Roman" w:eastAsia="Malgun Gothic"/>
+          <w:b w:val="0"/>
+          <w:i w:val="0"/>
+          <w:sz w:val="22"/>
+        </w:rPr>
+        <w:t xml:space="preserve"> Спорить с ней бесполезно, Алексей. Я всю жизнь пробую.</w:t>
+      </w:r>
+    </w:p>
+    <w:p>
+      <w:pPr>
+        <w:spacing w:before="0" w:after="110" w:line="300" w:lineRule="auto"/>
+      </w:pPr>
+      <w:r>
+        <w:rPr>
+          <w:rFonts w:ascii="Times New Roman" w:hAnsi="Times New Roman" w:eastAsia="Malgun Gothic"/>
+          <w:b/>
+          <w:i w:val="0"/>
+          <w:sz w:val="22"/>
+        </w:rPr>
+        <w:t xml:space="preserve">Анна: </w:t>
+      </w:r>
+      <w:r>
+        <w:rPr>
+          <w:rFonts w:ascii="Times New Roman" w:hAnsi="Times New Roman" w:eastAsia="Malgun Gothic"/>
+          <w:b w:val="0"/>
+          <w:i w:val="0"/>
+          <w:sz w:val="22"/>
+        </w:rPr>
+        <w:t>И как, получается?</w:t>
+      </w:r>
+    </w:p>
+    <w:p>
+      <w:pPr>
+        <w:spacing w:before="0" w:after="110" w:line="300" w:lineRule="auto"/>
+      </w:pPr>
+      <w:r>
+        <w:rPr>
+          <w:rFonts w:ascii="Times New Roman" w:hAnsi="Times New Roman" w:eastAsia="Malgun Gothic"/>
+          <w:b/>
+          <w:i w:val="0"/>
+          <w:sz w:val="22"/>
+        </w:rPr>
+        <w:t xml:space="preserve">Николай: </w:t>
+      </w:r>
+      <w:r>
+        <w:rPr>
+          <w:rFonts w:ascii="Times New Roman" w:hAnsi="Times New Roman" w:eastAsia="Malgun Gothic"/>
+          <w:b w:val="0"/>
+          <w:i w:val="0"/>
+          <w:sz w:val="22"/>
+        </w:rPr>
+        <w:t>Как видишь. Сижу, ем сырники.</w:t>
+      </w:r>
+    </w:p>
+    <w:p>
+      <w:pPr>
+        <w:spacing w:before="0" w:after="110" w:line="300" w:lineRule="auto"/>
+      </w:pPr>
+      <w:r>
+        <w:rPr>
+          <w:rFonts w:ascii="Times New Roman" w:hAnsi="Times New Roman" w:eastAsia="Malgun Gothic"/>
+          <w:b/>
+          <w:i w:val="0"/>
+          <w:sz w:val="22"/>
+        </w:rPr>
+        <w:t xml:space="preserve">Лёша: </w:t>
+      </w:r>
+      <w:r>
+        <w:rPr>
+          <w:rFonts w:ascii="Times New Roman" w:hAnsi="Times New Roman" w:eastAsia="Malgun Gothic"/>
+          <w:b w:val="0"/>
+          <w:i w:val="0"/>
+          <w:sz w:val="22"/>
+        </w:rPr>
+        <w:t>Мам, а заварка где? Банка не та.</w:t>
+      </w:r>
+    </w:p>
+    <w:p>
+      <w:pPr>
+        <w:spacing w:before="0" w:after="110" w:line="300" w:lineRule="auto"/>
+      </w:pPr>
+      <w:r>
+        <w:rPr>
+          <w:rFonts w:ascii="Times New Roman" w:hAnsi="Times New Roman" w:eastAsia="Malgun Gothic"/>
+          <w:b/>
+          <w:i w:val="0"/>
+          <w:sz w:val="22"/>
+        </w:rPr>
+        <w:t xml:space="preserve">Анна: </w:t>
+      </w:r>
+      <w:r>
+        <w:rPr>
+          <w:rFonts w:ascii="Times New Roman" w:hAnsi="Times New Roman" w:eastAsia="Malgun Gothic"/>
+          <w:b w:val="0"/>
+          <w:i w:val="0"/>
+          <w:sz w:val="22"/>
+        </w:rPr>
+        <w:t>Всё там же, на второй полке. Старая банка треснула — вот, новую купила. Надо же, заметил.</w:t>
+      </w:r>
+    </w:p>
+    <w:p>
+      <w:pPr>
+        <w:spacing w:before="0" w:after="110" w:line="300" w:lineRule="auto"/>
+      </w:pPr>
+      <w:r>
+        <w:rPr>
+          <w:rFonts w:ascii="Times New Roman" w:hAnsi="Times New Roman" w:eastAsia="Malgun Gothic"/>
+          <w:b/>
+          <w:i w:val="0"/>
+          <w:sz w:val="22"/>
+        </w:rPr>
+        <w:t xml:space="preserve">Николай: </w:t>
+      </w:r>
+      <w:r>
+        <w:rPr>
+          <w:rFonts w:ascii="Times New Roman" w:hAnsi="Times New Roman" w:eastAsia="Malgun Gothic"/>
+          <w:b w:val="0"/>
+          <w:i w:val="0"/>
+          <w:sz w:val="22"/>
+        </w:rPr>
+        <w:t>Юрист. Мелочи замечает. А подшипник, между прочим, тоже он нашёл.</w:t>
+      </w:r>
+    </w:p>
+    <w:p>
+      <w:pPr>
+        <w:spacing w:before="0" w:after="110" w:line="300" w:lineRule="auto"/>
+      </w:pPr>
+      <w:r>
+        <w:rPr>
+          <w:rFonts w:ascii="Times New Roman" w:hAnsi="Times New Roman" w:eastAsia="Malgun Gothic"/>
+          <w:b/>
+          <w:i w:val="0"/>
+          <w:sz w:val="22"/>
+        </w:rPr>
+        <w:t xml:space="preserve">Лёша: </w:t>
+      </w:r>
+      <w:r>
+        <w:rPr>
+          <w:rFonts w:ascii="Times New Roman" w:hAnsi="Times New Roman" w:eastAsia="Malgun Gothic"/>
+          <w:b w:val="0"/>
+          <w:i/>
+          <w:color w:val="555555"/>
+          <w:sz w:val="22"/>
+        </w:rPr>
+        <w:t>(улыбается)</w:t>
+      </w:r>
+      <w:r>
+        <w:rPr>
+          <w:rFonts w:ascii="Times New Roman" w:hAnsi="Times New Roman" w:eastAsia="Malgun Gothic"/>
+          <w:b w:val="0"/>
+          <w:i w:val="0"/>
+          <w:sz w:val="22"/>
+        </w:rPr>
+        <w:t xml:space="preserve"> Это была похвала, пап?</w:t>
+      </w:r>
+    </w:p>
+    <w:p>
+      <w:pPr>
+        <w:spacing w:before="0" w:after="110" w:line="300" w:lineRule="auto"/>
+      </w:pPr>
+      <w:r>
+        <w:rPr>
+          <w:rFonts w:ascii="Times New Roman" w:hAnsi="Times New Roman" w:eastAsia="Malgun Gothic"/>
+          <w:b/>
+          <w:i w:val="0"/>
+          <w:sz w:val="22"/>
+        </w:rPr>
+        <w:t xml:space="preserve">Николай: </w:t>
+      </w:r>
+      <w:r>
+        <w:rPr>
+          <w:rFonts w:ascii="Times New Roman" w:hAnsi="Times New Roman" w:eastAsia="Malgun Gothic"/>
+          <w:b w:val="0"/>
+          <w:i/>
+          <w:color w:val="555555"/>
+          <w:sz w:val="22"/>
+        </w:rPr>
+        <w:t>(ворчливо)</w:t>
+      </w:r>
+      <w:r>
+        <w:rPr>
+          <w:rFonts w:ascii="Times New Roman" w:hAnsi="Times New Roman" w:eastAsia="Malgun Gothic"/>
+          <w:b w:val="0"/>
+          <w:i w:val="0"/>
+          <w:sz w:val="22"/>
+        </w:rPr>
+        <w:t xml:space="preserve"> Ешь давай, пока горячие.</w:t>
+      </w:r>
+    </w:p>
+    <w:p>
+      <w:pPr>
         <w:keepNext/>
         <w:spacing w:before="320" w:after="140"/>
       </w:pPr>
@@ -3431,34 +4079,463 @@
           <w:color w:val="1F3864"/>
           <w:sz w:val="26"/>
         </w:rPr>
-        <w:t>핵심 문학 인용</w:t>
+        <w:t>장면 10 — 같은 날 낮, 자레치나야 거리. 가택연금 중인 올가</w:t>
       </w:r>
     </w:p>
     <w:p>
       <w:pPr>
-        <w:spacing w:before="0" w:after="120"/>
-      </w:pPr>
-      <w:r>
-        <w:rPr>
-          <w:rFonts w:ascii="Times New Roman" w:hAnsi="Times New Roman" w:eastAsia="Malgun Gothic"/>
-          <w:b/>
-          <w:i w:val="0"/>
-          <w:sz w:val="22"/>
-        </w:rPr>
-        <w:t>Лев Толстой, «Анна Каренина» (первая фраза романа): «Все счастливые семьи похожи друг на друга, каждая несчастливая семья несчастлива по-своему»</w:t>
-      </w:r>
+        <w:spacing w:before="0" w:after="110" w:line="300" w:lineRule="auto"/>
+      </w:pPr>
       <w:r>
         <w:rPr>
           <w:rFonts w:ascii="Times New Roman" w:hAnsi="Times New Roman" w:eastAsia="Malgun Gothic"/>
           <w:b w:val="0"/>
-          <w:i w:val="0"/>
-          <w:sz w:val="22"/>
-        </w:rPr>
-        <w:t xml:space="preserve"> — 한국어 해설: 남편과 아들이 부딪친 직후 어머니 안나가 인용한다. 오를로프 가족의 불행은 서로 다른 두려움(생계와 신념)에서 비롯되지만, 그 '각자의 불행'이 가족을 갈라놓게 두지 않겠다는 중재의 말이다 (장면 4).</w:t>
+          <w:i/>
+          <w:color w:val="555555"/>
+          <w:sz w:val="22"/>
+        </w:rPr>
+        <w:t>(маленькая съёмная квартира; на щиколотке у Ольги — электронный браслет)</w:t>
       </w:r>
     </w:p>
     <w:p>
       <w:pPr>
+        <w:spacing w:before="0" w:after="110" w:line="300" w:lineRule="auto"/>
+      </w:pPr>
+      <w:r>
+        <w:rPr>
+          <w:rFonts w:ascii="Times New Roman" w:hAnsi="Times New Roman" w:eastAsia="Malgun Gothic"/>
+          <w:b/>
+          <w:i w:val="0"/>
+          <w:sz w:val="22"/>
+        </w:rPr>
+        <w:t xml:space="preserve">Ольга: </w:t>
+      </w:r>
+      <w:r>
+        <w:rPr>
+          <w:rFonts w:ascii="Times New Roman" w:hAnsi="Times New Roman" w:eastAsia="Malgun Gothic"/>
+          <w:b w:val="0"/>
+          <w:i w:val="0"/>
+          <w:sz w:val="22"/>
+        </w:rPr>
+        <w:t>Алексей! Проходите. Инспектор был утром, так что до вечера нас никто не потревожит. Как отец?</w:t>
+      </w:r>
+    </w:p>
+    <w:p>
+      <w:pPr>
+        <w:spacing w:before="0" w:after="110" w:line="300" w:lineRule="auto"/>
+      </w:pPr>
+      <w:r>
+        <w:rPr>
+          <w:rFonts w:ascii="Times New Roman" w:hAnsi="Times New Roman" w:eastAsia="Malgun Gothic"/>
+          <w:b/>
+          <w:i w:val="0"/>
+          <w:sz w:val="22"/>
+        </w:rPr>
+        <w:t xml:space="preserve">Лёша: </w:t>
+      </w:r>
+      <w:r>
+        <w:rPr>
+          <w:rFonts w:ascii="Times New Roman" w:hAnsi="Times New Roman" w:eastAsia="Malgun Gothic"/>
+          <w:b w:val="0"/>
+          <w:i w:val="0"/>
+          <w:sz w:val="22"/>
+        </w:rPr>
+        <w:t>Уволили. Сверху велели не держать родственников «активистов».</w:t>
+      </w:r>
+    </w:p>
+    <w:p>
+      <w:pPr>
+        <w:spacing w:before="0" w:after="110" w:line="300" w:lineRule="auto"/>
+      </w:pPr>
+      <w:r>
+        <w:rPr>
+          <w:rFonts w:ascii="Times New Roman" w:hAnsi="Times New Roman" w:eastAsia="Malgun Gothic"/>
+          <w:b/>
+          <w:i w:val="0"/>
+          <w:sz w:val="22"/>
+        </w:rPr>
+        <w:t xml:space="preserve">Ольга: </w:t>
+      </w:r>
+      <w:r>
+        <w:rPr>
+          <w:rFonts w:ascii="Times New Roman" w:hAnsi="Times New Roman" w:eastAsia="Malgun Gothic"/>
+          <w:b w:val="0"/>
+          <w:i/>
+          <w:color w:val="555555"/>
+          <w:sz w:val="22"/>
+        </w:rPr>
+        <w:t>(пауза)</w:t>
+      </w:r>
+      <w:r>
+        <w:rPr>
+          <w:rFonts w:ascii="Times New Roman" w:hAnsi="Times New Roman" w:eastAsia="Malgun Gothic"/>
+          <w:b w:val="0"/>
+          <w:i w:val="0"/>
+          <w:sz w:val="22"/>
+        </w:rPr>
+        <w:t xml:space="preserve"> Крылов обещал вам барский гнев. Быстро он.</w:t>
+      </w:r>
+    </w:p>
+    <w:p>
+      <w:pPr>
+        <w:spacing w:before="0" w:after="110" w:line="300" w:lineRule="auto"/>
+      </w:pPr>
+      <w:r>
+        <w:rPr>
+          <w:rFonts w:ascii="Times New Roman" w:hAnsi="Times New Roman" w:eastAsia="Malgun Gothic"/>
+          <w:b/>
+          <w:i w:val="0"/>
+          <w:sz w:val="22"/>
+        </w:rPr>
+        <w:t xml:space="preserve">Лёша: </w:t>
+      </w:r>
+      <w:r>
+        <w:rPr>
+          <w:rFonts w:ascii="Times New Roman" w:hAnsi="Times New Roman" w:eastAsia="Malgun Gothic"/>
+          <w:b w:val="0"/>
+          <w:i w:val="0"/>
+          <w:sz w:val="22"/>
+        </w:rPr>
+        <w:t>Отец просил передать: они с мамой — за вас. «От старого механика».</w:t>
+      </w:r>
+    </w:p>
+    <w:p>
+      <w:pPr>
+        <w:spacing w:before="0" w:after="110" w:line="300" w:lineRule="auto"/>
+      </w:pPr>
+      <w:r>
+        <w:rPr>
+          <w:rFonts w:ascii="Times New Roman" w:hAnsi="Times New Roman" w:eastAsia="Malgun Gothic"/>
+          <w:b/>
+          <w:i w:val="0"/>
+          <w:sz w:val="22"/>
+        </w:rPr>
+        <w:t xml:space="preserve">Ольга: </w:t>
+      </w:r>
+      <w:r>
+        <w:rPr>
+          <w:rFonts w:ascii="Times New Roman" w:hAnsi="Times New Roman" w:eastAsia="Malgun Gothic"/>
+          <w:b w:val="0"/>
+          <w:i/>
+          <w:color w:val="555555"/>
+          <w:sz w:val="22"/>
+        </w:rPr>
+        <w:t>(отворачивается к окну, долго молчит)</w:t>
+      </w:r>
+      <w:r>
+        <w:rPr>
+          <w:rFonts w:ascii="Times New Roman" w:hAnsi="Times New Roman" w:eastAsia="Malgun Gothic"/>
+          <w:b w:val="0"/>
+          <w:i w:val="0"/>
+          <w:sz w:val="22"/>
+        </w:rPr>
+        <w:t xml:space="preserve"> Скажите ему, что я этого не забуду. В моём положении такие слова дороже хорошего адвоката. Не обижайтесь.</w:t>
+      </w:r>
+    </w:p>
+    <w:p>
+      <w:pPr>
+        <w:spacing w:before="0" w:after="110" w:line="300" w:lineRule="auto"/>
+      </w:pPr>
+      <w:r>
+        <w:rPr>
+          <w:rFonts w:ascii="Times New Roman" w:hAnsi="Times New Roman" w:eastAsia="Malgun Gothic"/>
+          <w:b/>
+          <w:i w:val="0"/>
+          <w:sz w:val="22"/>
+        </w:rPr>
+        <w:t xml:space="preserve">Лёша: </w:t>
+      </w:r>
+      <w:r>
+        <w:rPr>
+          <w:rFonts w:ascii="Times New Roman" w:hAnsi="Times New Roman" w:eastAsia="Malgun Gothic"/>
+          <w:b w:val="0"/>
+          <w:i w:val="0"/>
+          <w:sz w:val="22"/>
+        </w:rPr>
+        <w:t>Не обижаюсь. Как вы тут?</w:t>
+      </w:r>
+    </w:p>
+    <w:p>
+      <w:pPr>
+        <w:spacing w:before="0" w:after="110" w:line="300" w:lineRule="auto"/>
+      </w:pPr>
+      <w:r>
+        <w:rPr>
+          <w:rFonts w:ascii="Times New Roman" w:hAnsi="Times New Roman" w:eastAsia="Malgun Gothic"/>
+          <w:b/>
+          <w:i w:val="0"/>
+          <w:sz w:val="22"/>
+        </w:rPr>
+        <w:t xml:space="preserve">Ольга: </w:t>
+      </w:r>
+      <w:r>
+        <w:rPr>
+          <w:rFonts w:ascii="Times New Roman" w:hAnsi="Times New Roman" w:eastAsia="Malgun Gothic"/>
+          <w:b w:val="0"/>
+          <w:i w:val="0"/>
+          <w:sz w:val="22"/>
+        </w:rPr>
+        <w:t>Браслет натирает, телевизор врёт, соседка носит пирожки и делает вид, что не знает, кто я. Жить можно.</w:t>
+      </w:r>
+    </w:p>
+    <w:p>
+      <w:pPr>
+        <w:spacing w:before="0" w:after="110" w:line="300" w:lineRule="auto"/>
+      </w:pPr>
+      <w:r>
+        <w:rPr>
+          <w:rFonts w:ascii="Times New Roman" w:hAnsi="Times New Roman" w:eastAsia="Malgun Gothic"/>
+          <w:b/>
+          <w:i w:val="0"/>
+          <w:sz w:val="22"/>
+        </w:rPr>
+        <w:t xml:space="preserve">Лёша: </w:t>
+      </w:r>
+      <w:r>
+        <w:rPr>
+          <w:rFonts w:ascii="Times New Roman" w:hAnsi="Times New Roman" w:eastAsia="Malgun Gothic"/>
+          <w:b w:val="0"/>
+          <w:i w:val="0"/>
+          <w:sz w:val="22"/>
+        </w:rPr>
+        <w:t>Может, вам что-то нужно? Книги, лекарства?</w:t>
+      </w:r>
+    </w:p>
+    <w:p>
+      <w:pPr>
+        <w:spacing w:before="0" w:after="110" w:line="300" w:lineRule="auto"/>
+      </w:pPr>
+      <w:r>
+        <w:rPr>
+          <w:rFonts w:ascii="Times New Roman" w:hAnsi="Times New Roman" w:eastAsia="Malgun Gothic"/>
+          <w:b/>
+          <w:i w:val="0"/>
+          <w:sz w:val="22"/>
+        </w:rPr>
+        <w:t xml:space="preserve">Ольга: </w:t>
+      </w:r>
+      <w:r>
+        <w:rPr>
+          <w:rFonts w:ascii="Times New Roman" w:hAnsi="Times New Roman" w:eastAsia="Malgun Gothic"/>
+          <w:b w:val="0"/>
+          <w:i w:val="0"/>
+          <w:sz w:val="22"/>
+        </w:rPr>
+        <w:t>Книг у меня на три года вперёд. Лекарства соседка покупает. Если хотите помочь — привезите в следующий раз свежие новости из Тайболы. Настоящие, не из телевизора.</w:t>
+      </w:r>
+    </w:p>
+    <w:p>
+      <w:pPr>
+        <w:spacing w:before="0" w:after="110" w:line="300" w:lineRule="auto"/>
+      </w:pPr>
+      <w:r>
+        <w:rPr>
+          <w:rFonts w:ascii="Times New Roman" w:hAnsi="Times New Roman" w:eastAsia="Malgun Gothic"/>
+          <w:b/>
+          <w:i w:val="0"/>
+          <w:sz w:val="22"/>
+        </w:rPr>
+        <w:t xml:space="preserve">Лёша: </w:t>
+      </w:r>
+      <w:r>
+        <w:rPr>
+          <w:rFonts w:ascii="Times New Roman" w:hAnsi="Times New Roman" w:eastAsia="Malgun Gothic"/>
+          <w:b w:val="0"/>
+          <w:i w:val="0"/>
+          <w:sz w:val="22"/>
+        </w:rPr>
+        <w:t>Михаил Егорович говорит, что лес держится. Техника стоит у кладбища, дальше пока не пошла.</w:t>
+      </w:r>
+    </w:p>
+    <w:p>
+      <w:pPr>
+        <w:spacing w:before="0" w:after="110" w:line="300" w:lineRule="auto"/>
+      </w:pPr>
+      <w:r>
+        <w:rPr>
+          <w:rFonts w:ascii="Times New Roman" w:hAnsi="Times New Roman" w:eastAsia="Malgun Gothic"/>
+          <w:b/>
+          <w:i w:val="0"/>
+          <w:sz w:val="22"/>
+        </w:rPr>
+        <w:t xml:space="preserve">Ольга: </w:t>
+      </w:r>
+      <w:r>
+        <w:rPr>
+          <w:rFonts w:ascii="Times New Roman" w:hAnsi="Times New Roman" w:eastAsia="Malgun Gothic"/>
+          <w:b w:val="0"/>
+          <w:i/>
+          <w:color w:val="555555"/>
+          <w:sz w:val="22"/>
+        </w:rPr>
+        <w:t>(закрывает глаза)</w:t>
+      </w:r>
+      <w:r>
+        <w:rPr>
+          <w:rFonts w:ascii="Times New Roman" w:hAnsi="Times New Roman" w:eastAsia="Malgun Gothic"/>
+          <w:b w:val="0"/>
+          <w:i w:val="0"/>
+          <w:sz w:val="22"/>
+        </w:rPr>
+        <w:t xml:space="preserve"> Пока. Хорошее слово, Алексей. В нашем деле самое честное.</w:t>
+      </w:r>
+    </w:p>
+    <w:p>
+      <w:pPr>
+        <w:spacing w:before="0" w:after="110" w:line="300" w:lineRule="auto"/>
+      </w:pPr>
+      <w:r>
+        <w:rPr>
+          <w:rFonts w:ascii="Times New Roman" w:hAnsi="Times New Roman" w:eastAsia="Malgun Gothic"/>
+          <w:b/>
+          <w:i w:val="0"/>
+          <w:sz w:val="22"/>
+        </w:rPr>
+        <w:t xml:space="preserve">Лёша: </w:t>
+      </w:r>
+      <w:r>
+        <w:rPr>
+          <w:rFonts w:ascii="Times New Roman" w:hAnsi="Times New Roman" w:eastAsia="Malgun Gothic"/>
+          <w:b w:val="0"/>
+          <w:i w:val="0"/>
+          <w:sz w:val="22"/>
+        </w:rPr>
+        <w:t>Отец спросил, правда ли вам могут дать семь лет.</w:t>
+      </w:r>
+    </w:p>
+    <w:p>
+      <w:pPr>
+        <w:spacing w:before="0" w:after="110" w:line="300" w:lineRule="auto"/>
+      </w:pPr>
+      <w:r>
+        <w:rPr>
+          <w:rFonts w:ascii="Times New Roman" w:hAnsi="Times New Roman" w:eastAsia="Malgun Gothic"/>
+          <w:b/>
+          <w:i w:val="0"/>
+          <w:sz w:val="22"/>
+        </w:rPr>
+        <w:t xml:space="preserve">Ольга: </w:t>
+      </w:r>
+      <w:r>
+        <w:rPr>
+          <w:rFonts w:ascii="Times New Roman" w:hAnsi="Times New Roman" w:eastAsia="Malgun Gothic"/>
+          <w:b w:val="0"/>
+          <w:i w:val="0"/>
+          <w:sz w:val="22"/>
+        </w:rPr>
+        <w:t>И что вы ему ответили?</w:t>
+      </w:r>
+    </w:p>
+    <w:p>
+      <w:pPr>
+        <w:spacing w:before="0" w:after="110" w:line="300" w:lineRule="auto"/>
+      </w:pPr>
+      <w:r>
+        <w:rPr>
+          <w:rFonts w:ascii="Times New Roman" w:hAnsi="Times New Roman" w:eastAsia="Malgun Gothic"/>
+          <w:b/>
+          <w:i w:val="0"/>
+          <w:sz w:val="22"/>
+        </w:rPr>
+        <w:t xml:space="preserve">Лёша: </w:t>
+      </w:r>
+      <w:r>
+        <w:rPr>
+          <w:rFonts w:ascii="Times New Roman" w:hAnsi="Times New Roman" w:eastAsia="Malgun Gothic"/>
+          <w:b w:val="0"/>
+          <w:i w:val="0"/>
+          <w:sz w:val="22"/>
+        </w:rPr>
+        <w:t>Правду.</w:t>
+      </w:r>
+    </w:p>
+    <w:p>
+      <w:pPr>
+        <w:spacing w:before="0" w:after="110" w:line="300" w:lineRule="auto"/>
+      </w:pPr>
+      <w:r>
+        <w:rPr>
+          <w:rFonts w:ascii="Times New Roman" w:hAnsi="Times New Roman" w:eastAsia="Malgun Gothic"/>
+          <w:b/>
+          <w:i w:val="0"/>
+          <w:sz w:val="22"/>
+        </w:rPr>
+        <w:t xml:space="preserve">Ольга: </w:t>
+      </w:r>
+      <w:r>
+        <w:rPr>
+          <w:rFonts w:ascii="Times New Roman" w:hAnsi="Times New Roman" w:eastAsia="Malgun Gothic"/>
+          <w:b w:val="0"/>
+          <w:i w:val="0"/>
+          <w:sz w:val="22"/>
+        </w:rPr>
+        <w:t>Правильно. Отцам надо говорить правду. Они её всё равно чуют, как бы вы ни прятали.</w:t>
+      </w:r>
+    </w:p>
+    <w:p>
+      <w:pPr>
+        <w:spacing w:before="0" w:after="110" w:line="300" w:lineRule="auto"/>
+      </w:pPr>
+      <w:r>
+        <w:rPr>
+          <w:rFonts w:ascii="Times New Roman" w:hAnsi="Times New Roman" w:eastAsia="Malgun Gothic"/>
+          <w:b/>
+          <w:i w:val="0"/>
+          <w:sz w:val="22"/>
+        </w:rPr>
+        <w:t xml:space="preserve">Лёша: </w:t>
+      </w:r>
+      <w:r>
+        <w:rPr>
+          <w:rFonts w:ascii="Times New Roman" w:hAnsi="Times New Roman" w:eastAsia="Malgun Gothic"/>
+          <w:b w:val="0"/>
+          <w:i w:val="0"/>
+          <w:sz w:val="22"/>
+        </w:rPr>
+        <w:t>Следователь будет просить продлить домашний арест ещё на два месяца. Суд в следующем месяце.</w:t>
+      </w:r>
+    </w:p>
+    <w:p>
+      <w:pPr>
+        <w:spacing w:before="0" w:after="110" w:line="300" w:lineRule="auto"/>
+      </w:pPr>
+      <w:r>
+        <w:rPr>
+          <w:rFonts w:ascii="Times New Roman" w:hAnsi="Times New Roman" w:eastAsia="Malgun Gothic"/>
+          <w:b/>
+          <w:i w:val="0"/>
+          <w:sz w:val="22"/>
+        </w:rPr>
+        <w:t xml:space="preserve">Ольга: </w:t>
+      </w:r>
+      <w:r>
+        <w:rPr>
+          <w:rFonts w:ascii="Times New Roman" w:hAnsi="Times New Roman" w:eastAsia="Malgun Gothic"/>
+          <w:b w:val="0"/>
+          <w:i w:val="0"/>
+          <w:sz w:val="22"/>
+        </w:rPr>
+        <w:t>Пусть продлевают. Главное — не СИЗО. Идите, Алексей. У вас в Москве люди, которым сейчас страшнее, чем мне.</w:t>
+      </w:r>
+    </w:p>
+    <w:p>
+      <w:pPr>
+        <w:keepNext/>
+        <w:spacing w:before="320" w:after="140"/>
+      </w:pPr>
+      <w:r>
+        <w:rPr>
+          <w:rFonts w:ascii="Times New Roman" w:hAnsi="Times New Roman" w:eastAsia="Malgun Gothic"/>
+          <w:b/>
+          <w:i w:val="0"/>
+          <w:color w:val="1F3864"/>
+          <w:sz w:val="26"/>
+        </w:rPr>
+        <w:t>핵심 문학 인용</w:t>
+      </w:r>
+    </w:p>
+    <w:p>
+      <w:pPr>
         <w:spacing w:before="0" w:after="120"/>
       </w:pPr>
       <w:r>
@@ -3468,6 +4545,29 @@
           <w:i w:val="0"/>
           <w:sz w:val="22"/>
         </w:rPr>
+        <w:t>Лев Толстой, «Анна Каренина» (первая фраза романа): «Все счастливые семьи похожи друг на друга, каждая несчастливая семья несчастлива по-своему»</w:t>
+      </w:r>
+      <w:r>
+        <w:rPr>
+          <w:rFonts w:ascii="Times New Roman" w:hAnsi="Times New Roman" w:eastAsia="Malgun Gothic"/>
+          <w:b w:val="0"/>
+          <w:i w:val="0"/>
+          <w:sz w:val="22"/>
+        </w:rPr>
+        <w:t xml:space="preserve"> — 한국어 해설: 남편과 아들이 부딪친 직후 어머니 안나가 인용한다. 오를로프 가족의 불행은 서로 다른 두려움(생계와 신념)에서 비롯되지만, 그 '각자의 불행'이 가족을 갈라놓게 두지 않겠다는 중재의 말이다 (장면 4).</w:t>
+      </w:r>
+    </w:p>
+    <w:p>
+      <w:pPr>
+        <w:spacing w:before="0" w:after="120"/>
+      </w:pPr>
+      <w:r>
+        <w:rPr>
+          <w:rFonts w:ascii="Times New Roman" w:hAnsi="Times New Roman" w:eastAsia="Malgun Gothic"/>
+          <w:b/>
+          <w:i w:val="0"/>
+          <w:sz w:val="22"/>
+        </w:rPr>
         <w:t>Русская пословица: «Яблоко от яблони недалеко падает»</w:t>
       </w:r>
       <w:r>
@@ -3478,6 +4578,206 @@
           <w:sz w:val="22"/>
         </w:rPr>
         <w:t xml:space="preserve"> — 한국어 해설: 마당에서 이웃 쿠즈민이 "사과는 사과나무에서 멀리 떨어지지 않는다"며 아들 때문에 아버지까지 휩쓸려 갈 거라고 비아냥거린다. 니콜라이는 같은 속담을 뒤집어 "멀리 떨어지지 않아도 좋다, 그 사과가 부끄럽지 않다"고 받아친다. 해고의 분노 속에서도 이웃 앞에서는 아들 편에 서는 순간이며, 이어지는 "우리에게"라는 혼잣말로 화해가 시작된다 (장면 5).</w:t>
+      </w:r>
+    </w:p>
+    <w:p>
+      <w:pPr>
+        <w:keepNext/>
+        <w:spacing w:before="320" w:after="140"/>
+      </w:pPr>
+      <w:r>
+        <w:rPr>
+          <w:rFonts w:ascii="Times New Roman" w:hAnsi="Times New Roman" w:eastAsia="Malgun Gothic"/>
+          <w:b/>
+          <w:i w:val="0"/>
+          <w:color w:val="1F3864"/>
+          <w:sz w:val="26"/>
+        </w:rPr>
+        <w:t>생활 표현</w:t>
+      </w:r>
+    </w:p>
+    <w:p>
+      <w:pPr>
+        <w:spacing w:before="0" w:after="120"/>
+      </w:pPr>
+      <w:r>
+        <w:rPr>
+          <w:rFonts w:ascii="Times New Roman" w:hAnsi="Times New Roman" w:eastAsia="Malgun Gothic"/>
+          <w:b/>
+          <w:i w:val="0"/>
+          <w:sz w:val="22"/>
+        </w:rPr>
+        <w:t>«Ты ли это?»</w:t>
+      </w:r>
+      <w:r>
+        <w:rPr>
+          <w:rFonts w:ascii="Times New Roman" w:hAnsi="Times New Roman" w:eastAsia="Malgun Gothic"/>
+          <w:b w:val="0"/>
+          <w:i w:val="0"/>
+          <w:sz w:val="22"/>
+        </w:rPr>
+        <w:t xml:space="preserve"> — 한국어 해설: "아니, 이게 누구야!/정말 너니?" 오랜만에 만난 사람에게 반가움과 놀람을 담아 하는 인사. «Батюшки»(어머나)와 함께 나이 든 이웃이 동네 청년에게. 장면 9.</w:t>
+      </w:r>
+    </w:p>
+    <w:p>
+      <w:pPr>
+        <w:spacing w:before="0" w:after="120"/>
+      </w:pPr>
+      <w:r>
+        <w:rPr>
+          <w:rFonts w:ascii="Times New Roman" w:hAnsi="Times New Roman" w:eastAsia="Malgun Gothic"/>
+          <w:b/>
+          <w:i w:val="0"/>
+          <w:sz w:val="22"/>
+        </w:rPr>
+        <w:t>«Вам на какой?»</w:t>
+      </w:r>
+      <w:r>
+        <w:rPr>
+          <w:rFonts w:ascii="Times New Roman" w:hAnsi="Times New Roman" w:eastAsia="Malgun Gothic"/>
+          <w:b w:val="0"/>
+          <w:i w:val="0"/>
+          <w:sz w:val="22"/>
+        </w:rPr>
+        <w:t xml:space="preserve"> — 한국어 해설: "몇 층까지 가세요?" этаж를 생략한 구어. 짐을 들어 주거나 엘리베이터에서 층을 물을 때. 앞에 «Давайте донесу»(제가 들어다 드릴게요)를 붙이면 자연스러운 도움 제안이 된다. 장면 9.</w:t>
+      </w:r>
+    </w:p>
+    <w:p>
+      <w:pPr>
+        <w:spacing w:before="0" w:after="120"/>
+      </w:pPr>
+      <w:r>
+        <w:rPr>
+          <w:rFonts w:ascii="Times New Roman" w:hAnsi="Times New Roman" w:eastAsia="Malgun Gothic"/>
+          <w:b/>
+          <w:i w:val="0"/>
+          <w:sz w:val="22"/>
+        </w:rPr>
+        <w:t>«Дай бог тебе здоровья»</w:t>
+      </w:r>
+      <w:r>
+        <w:rPr>
+          <w:rFonts w:ascii="Times New Roman" w:hAnsi="Times New Roman" w:eastAsia="Malgun Gothic"/>
+          <w:b w:val="0"/>
+          <w:i w:val="0"/>
+          <w:sz w:val="22"/>
+        </w:rPr>
+        <w:t xml:space="preserve"> — 한국어 해설: "복 받을 거야/고마워라." 직역은 '신이 네게 건강을 주시길'. 나이 든 사람이 작은 도움에 감사할 때 쓰는 전통적 인사. 장면 9.</w:t>
+      </w:r>
+    </w:p>
+    <w:p>
+      <w:pPr>
+        <w:spacing w:before="0" w:after="120"/>
+      </w:pPr>
+      <w:r>
+        <w:rPr>
+          <w:rFonts w:ascii="Times New Roman" w:hAnsi="Times New Roman" w:eastAsia="Malgun Gothic"/>
+          <w:b/>
+          <w:i w:val="0"/>
+          <w:sz w:val="22"/>
+        </w:rPr>
+        <w:t>«Дай-ка вон ту»</w:t>
+      </w:r>
+      <w:r>
+        <w:rPr>
+          <w:rFonts w:ascii="Times New Roman" w:hAnsi="Times New Roman" w:eastAsia="Malgun Gothic"/>
+          <w:b w:val="0"/>
+          <w:i w:val="0"/>
+          <w:sz w:val="22"/>
+        </w:rPr>
+        <w:t xml:space="preserve"> — 한국어 해설: "저것 좀 줘 봐." -ка가 명령을 가볍게 만들고 вон은 손가락으로 가리키는 느낌을 더한다. 작업 중 아버지가 아들에게, 친한 사이의 구어. 장면 9.</w:t>
+      </w:r>
+    </w:p>
+    <w:p>
+      <w:pPr>
+        <w:spacing w:before="0" w:after="120"/>
+      </w:pPr>
+      <w:r>
+        <w:rPr>
+          <w:rFonts w:ascii="Times New Roman" w:hAnsi="Times New Roman" w:eastAsia="Malgun Gothic"/>
+          <w:b/>
+          <w:i w:val="0"/>
+          <w:sz w:val="22"/>
+        </w:rPr>
+        <w:t>«Вы там долго ещё?»</w:t>
+      </w:r>
+      <w:r>
+        <w:rPr>
+          <w:rFonts w:ascii="Times New Roman" w:hAnsi="Times New Roman" w:eastAsia="Malgun Gothic"/>
+          <w:b w:val="0"/>
+          <w:i w:val="0"/>
+          <w:sz w:val="22"/>
+        </w:rPr>
+        <w:t xml:space="preserve"> — 한국어 해설: "거기서 아직 멀었어?" 기다리는 사람이 전화로 재촉할 때. там이 '거기서 뭐 하느라'라는 뉘앙스를 준다. 어머니가 차고에 있는 부자에게. 장면 9.</w:t>
+      </w:r>
+    </w:p>
+    <w:p>
+      <w:pPr>
+        <w:spacing w:before="0" w:after="120"/>
+      </w:pPr>
+      <w:r>
+        <w:rPr>
+          <w:rFonts w:ascii="Times New Roman" w:hAnsi="Times New Roman" w:eastAsia="Malgun Gothic"/>
+          <w:b/>
+          <w:i w:val="0"/>
+          <w:sz w:val="22"/>
+        </w:rPr>
+        <w:t>«Всё, жду»</w:t>
+      </w:r>
+      <w:r>
+        <w:rPr>
+          <w:rFonts w:ascii="Times New Roman" w:hAnsi="Times New Roman" w:eastAsia="Malgun Gothic"/>
+          <w:b w:val="0"/>
+          <w:i w:val="0"/>
+          <w:sz w:val="22"/>
+        </w:rPr>
+        <w:t xml:space="preserve"> — 한국어 해설: "그럼 기다릴게, 끊는다." 전화를 마무리하는 짧은 구어. всё는 '할 말 끝'이라는 신호. 장면 9.</w:t>
+      </w:r>
+    </w:p>
+    <w:p>
+      <w:pPr>
+        <w:spacing w:before="0" w:after="120"/>
+      </w:pPr>
+      <w:r>
+        <w:rPr>
+          <w:rFonts w:ascii="Times New Roman" w:hAnsi="Times New Roman" w:eastAsia="Malgun Gothic"/>
+          <w:b/>
+          <w:i w:val="0"/>
+          <w:sz w:val="22"/>
+        </w:rPr>
+        <w:t>«Поговори мне ещё»</w:t>
+      </w:r>
+      <w:r>
+        <w:rPr>
+          <w:rFonts w:ascii="Times New Roman" w:hAnsi="Times New Roman" w:eastAsia="Malgun Gothic"/>
+          <w:b w:val="0"/>
+          <w:i w:val="0"/>
+          <w:sz w:val="22"/>
+        </w:rPr>
+        <w:t xml:space="preserve"> — 한국어 해설: "말대꾸 그만해라/또 까분다." 아랫사람의 농담·말대꾸를 반은 웃으며 누르는 말. 부모가 자식에게, 격식 없는 자리에서만. 장면 9.</w:t>
+      </w:r>
+    </w:p>
+    <w:p>
+      <w:pPr>
+        <w:spacing w:before="0" w:after="120"/>
+      </w:pPr>
+      <w:r>
+        <w:rPr>
+          <w:rFonts w:ascii="Times New Roman" w:hAnsi="Times New Roman" w:eastAsia="Malgun Gothic"/>
+          <w:b/>
+          <w:i w:val="0"/>
+          <w:sz w:val="22"/>
+        </w:rPr>
+        <w:t>«Ешьте, пока не остыло»</w:t>
+      </w:r>
+      <w:r>
+        <w:rPr>
+          <w:rFonts w:ascii="Times New Roman" w:hAnsi="Times New Roman" w:eastAsia="Malgun Gothic"/>
+          <w:b w:val="0"/>
+          <w:i w:val="0"/>
+          <w:sz w:val="22"/>
+        </w:rPr>
+        <w:t xml:space="preserve"> — 한국어 해설: "식기 전에 드세요." 식탁에서 음식을 권하는 가장 흔한 말. 어머니가 남편과 아들에게(둘이라 복수 명령형). 장면 7.</w:t>
       </w:r>
     </w:p>
     <w:p>
